--- a/Projekt_zastosowania/raport.docx
+++ b/Projekt_zastosowania/raport.docx
@@ -70,50 +70,6 @@
           <w:szCs w:val="24"/>
         </w:rPr>
         <w:t>: należy określić cel/problem projektu.</w:t>
-      </w:r>
-    </w:p>
-    <w:p>
-      <w:pPr>
-        <w:rPr>
-          <w:rFonts w:ascii="Times New Roman" w:hAnsi="Times New Roman" w:cs="Times New Roman"/>
-          <w:sz w:val="24"/>
-          <w:szCs w:val="24"/>
-        </w:rPr>
-      </w:pPr>
-      <w:r>
-        <w:rPr>
-          <w:rFonts w:ascii="Times New Roman" w:hAnsi="Times New Roman" w:cs="Times New Roman"/>
-          <w:b/>
-          <w:bCs/>
-          <w:sz w:val="24"/>
-          <w:szCs w:val="24"/>
-        </w:rPr>
-        <w:t>Materiały</w:t>
-      </w:r>
-      <w:r>
-        <w:rPr>
-          <w:rFonts w:ascii="Times New Roman" w:hAnsi="Times New Roman" w:cs="Times New Roman"/>
-          <w:sz w:val="24"/>
-          <w:szCs w:val="24"/>
-        </w:rPr>
-        <w:t>: złożony zestaw danych (wielowymiarowa macierz cech), który należy odpowiednio</w:t>
-      </w:r>
-    </w:p>
-    <w:p>
-      <w:pPr>
-        <w:rPr>
-          <w:rFonts w:ascii="Times New Roman" w:hAnsi="Times New Roman" w:cs="Times New Roman"/>
-          <w:sz w:val="24"/>
-          <w:szCs w:val="24"/>
-        </w:rPr>
-      </w:pPr>
-      <w:r>
-        <w:rPr>
-          <w:rFonts w:ascii="Times New Roman" w:hAnsi="Times New Roman" w:cs="Times New Roman"/>
-          <w:sz w:val="24"/>
-          <w:szCs w:val="24"/>
-        </w:rPr>
-        <w:t>przygotować.</w:t>
       </w:r>
     </w:p>
     <w:p>
@@ -248,15 +204,15 @@
         </w:numPr>
         <w:rPr>
           <w:rFonts w:ascii="Times New Roman" w:hAnsi="Times New Roman" w:cs="Times New Roman"/>
-          <w:sz w:val="24"/>
-          <w:szCs w:val="24"/>
-        </w:rPr>
-      </w:pPr>
-      <w:r>
-        <w:rPr>
-          <w:rFonts w:ascii="Times New Roman" w:hAnsi="Times New Roman" w:cs="Times New Roman"/>
-          <w:sz w:val="24"/>
-          <w:szCs w:val="24"/>
+          <w:sz w:val="28"/>
+          <w:szCs w:val="28"/>
+        </w:rPr>
+      </w:pPr>
+      <w:r>
+        <w:rPr>
+          <w:rFonts w:ascii="Times New Roman" w:hAnsi="Times New Roman" w:cs="Times New Roman"/>
+          <w:sz w:val="28"/>
+          <w:szCs w:val="28"/>
         </w:rPr>
         <w:t>CEL</w:t>
       </w:r>
@@ -312,6 +268,8 @@
     </w:p>
     <w:p>
       <w:pPr>
+        <w:spacing w:before="240"/>
+        <w:ind w:firstLine="360"/>
         <w:jc w:val="both"/>
         <w:rPr>
           <w:rFonts w:ascii="Times New Roman" w:hAnsi="Times New Roman" w:cs="Times New Roman"/>
@@ -397,31 +355,15 @@
           <w:sz w:val="24"/>
           <w:szCs w:val="24"/>
         </w:rPr>
-        <w:t>opisujących różne aspekty życia ucznia, które mogą mieć wpływ na jego osiągnięcia</w:t>
-      </w:r>
-      <w:r>
-        <w:rPr>
-          <w:rFonts w:ascii="Times New Roman" w:hAnsi="Times New Roman" w:cs="Times New Roman"/>
-          <w:sz w:val="24"/>
-          <w:szCs w:val="24"/>
-        </w:rPr>
-        <w:t xml:space="preserve"> </w:t>
-      </w:r>
-      <w:r>
-        <w:rPr>
-          <w:rFonts w:ascii="Times New Roman" w:hAnsi="Times New Roman" w:cs="Times New Roman"/>
-          <w:sz w:val="24"/>
-          <w:szCs w:val="24"/>
-        </w:rPr>
-        <w:t>akademickie</w:t>
-      </w:r>
-      <w:r>
-        <w:rPr>
-          <w:rFonts w:ascii="Times New Roman" w:hAnsi="Times New Roman" w:cs="Times New Roman"/>
-          <w:sz w:val="24"/>
-          <w:szCs w:val="24"/>
-        </w:rPr>
-        <w:t>.</w:t>
+        <w:t xml:space="preserve">opisujących </w:t>
+      </w:r>
+      <w:r>
+        <w:rPr>
+          <w:rFonts w:ascii="Times New Roman" w:hAnsi="Times New Roman" w:cs="Times New Roman"/>
+          <w:sz w:val="24"/>
+          <w:szCs w:val="24"/>
+        </w:rPr>
+        <w:t>różne aspekty życia ucznia, które mogą mieć wpływ na jego osiągnięcia akademickie.</w:t>
       </w:r>
       <w:r>
         <w:rPr>
@@ -453,8 +395,6 @@
       <w:r>
         <w:rPr>
           <w:rFonts w:ascii="Times New Roman" w:eastAsia="Times New Roman" w:hAnsi="Times New Roman" w:cs="Times New Roman"/>
-          <w:b/>
-          <w:bCs/>
           <w:kern w:val="0"/>
           <w:sz w:val="24"/>
           <w:szCs w:val="24"/>
@@ -497,8 +437,6 @@
       <w:r>
         <w:rPr>
           <w:rFonts w:ascii="Times New Roman" w:eastAsia="Times New Roman" w:hAnsi="Times New Roman" w:cs="Times New Roman"/>
-          <w:b/>
-          <w:bCs/>
           <w:kern w:val="0"/>
           <w:sz w:val="24"/>
           <w:szCs w:val="24"/>
@@ -541,8 +479,6 @@
       <w:r>
         <w:rPr>
           <w:rFonts w:ascii="Times New Roman" w:eastAsia="Times New Roman" w:hAnsi="Times New Roman" w:cs="Times New Roman"/>
-          <w:b/>
-          <w:bCs/>
           <w:kern w:val="0"/>
           <w:sz w:val="24"/>
           <w:szCs w:val="24"/>
@@ -585,8 +521,6 @@
       <w:r>
         <w:rPr>
           <w:rFonts w:ascii="Times New Roman" w:eastAsia="Times New Roman" w:hAnsi="Times New Roman" w:cs="Times New Roman"/>
-          <w:b/>
-          <w:bCs/>
           <w:kern w:val="0"/>
           <w:sz w:val="24"/>
           <w:szCs w:val="24"/>
@@ -629,8 +563,6 @@
       <w:r>
         <w:rPr>
           <w:rFonts w:ascii="Times New Roman" w:eastAsia="Times New Roman" w:hAnsi="Times New Roman" w:cs="Times New Roman"/>
-          <w:b/>
-          <w:bCs/>
           <w:kern w:val="0"/>
           <w:sz w:val="24"/>
           <w:szCs w:val="24"/>
@@ -673,8 +605,6 @@
       <w:r>
         <w:rPr>
           <w:rFonts w:ascii="Times New Roman" w:eastAsia="Times New Roman" w:hAnsi="Times New Roman" w:cs="Times New Roman"/>
-          <w:b/>
-          <w:bCs/>
           <w:kern w:val="0"/>
           <w:sz w:val="24"/>
           <w:szCs w:val="24"/>
@@ -717,8 +647,6 @@
       <w:r>
         <w:rPr>
           <w:rFonts w:ascii="Times New Roman" w:eastAsia="Times New Roman" w:hAnsi="Times New Roman" w:cs="Times New Roman"/>
-          <w:b/>
-          <w:bCs/>
           <w:kern w:val="0"/>
           <w:sz w:val="24"/>
           <w:szCs w:val="24"/>
@@ -761,8 +689,6 @@
       <w:r>
         <w:rPr>
           <w:rFonts w:ascii="Times New Roman" w:eastAsia="Times New Roman" w:hAnsi="Times New Roman" w:cs="Times New Roman"/>
-          <w:b/>
-          <w:bCs/>
           <w:kern w:val="0"/>
           <w:sz w:val="24"/>
           <w:szCs w:val="24"/>
@@ -805,8 +731,6 @@
       <w:r>
         <w:rPr>
           <w:rFonts w:ascii="Times New Roman" w:eastAsia="Times New Roman" w:hAnsi="Times New Roman" w:cs="Times New Roman"/>
-          <w:b/>
-          <w:bCs/>
           <w:kern w:val="0"/>
           <w:sz w:val="24"/>
           <w:szCs w:val="24"/>
@@ -873,8 +797,6 @@
       <w:r>
         <w:rPr>
           <w:rFonts w:ascii="Times New Roman" w:eastAsia="Times New Roman" w:hAnsi="Times New Roman" w:cs="Times New Roman"/>
-          <w:b/>
-          <w:bCs/>
           <w:kern w:val="0"/>
           <w:sz w:val="24"/>
           <w:szCs w:val="24"/>
@@ -917,8 +839,6 @@
       <w:r>
         <w:rPr>
           <w:rFonts w:ascii="Times New Roman" w:eastAsia="Times New Roman" w:hAnsi="Times New Roman" w:cs="Times New Roman"/>
-          <w:b/>
-          <w:bCs/>
           <w:kern w:val="0"/>
           <w:sz w:val="24"/>
           <w:szCs w:val="24"/>
@@ -961,15 +881,12 @@
       <w:r>
         <w:rPr>
           <w:rFonts w:ascii="Times New Roman" w:eastAsia="Times New Roman" w:hAnsi="Times New Roman" w:cs="Times New Roman"/>
-          <w:b/>
-          <w:bCs/>
-          <w:kern w:val="0"/>
-          <w:sz w:val="24"/>
-          <w:szCs w:val="24"/>
-          <w:lang w:eastAsia="pl-PL"/>
-          <w14:ligatures w14:val="none"/>
-        </w:rPr>
-        <w:lastRenderedPageBreak/>
+          <w:kern w:val="0"/>
+          <w:sz w:val="24"/>
+          <w:szCs w:val="24"/>
+          <w:lang w:eastAsia="pl-PL"/>
+          <w14:ligatures w14:val="none"/>
+        </w:rPr>
         <w:t>Teacher_Quality</w:t>
       </w:r>
       <w:proofErr w:type="spellEnd"/>
@@ -1006,8 +923,6 @@
       <w:r>
         <w:rPr>
           <w:rFonts w:ascii="Times New Roman" w:eastAsia="Times New Roman" w:hAnsi="Times New Roman" w:cs="Times New Roman"/>
-          <w:b/>
-          <w:bCs/>
           <w:kern w:val="0"/>
           <w:sz w:val="24"/>
           <w:szCs w:val="24"/>
@@ -1050,8 +965,6 @@
       <w:r>
         <w:rPr>
           <w:rFonts w:ascii="Times New Roman" w:eastAsia="Times New Roman" w:hAnsi="Times New Roman" w:cs="Times New Roman"/>
-          <w:b/>
-          <w:bCs/>
           <w:kern w:val="0"/>
           <w:sz w:val="24"/>
           <w:szCs w:val="24"/>
@@ -1094,14 +1007,13 @@
       <w:r>
         <w:rPr>
           <w:rFonts w:ascii="Times New Roman" w:eastAsia="Times New Roman" w:hAnsi="Times New Roman" w:cs="Times New Roman"/>
-          <w:b/>
-          <w:bCs/>
-          <w:kern w:val="0"/>
-          <w:sz w:val="24"/>
-          <w:szCs w:val="24"/>
-          <w:lang w:eastAsia="pl-PL"/>
-          <w14:ligatures w14:val="none"/>
-        </w:rPr>
+          <w:kern w:val="0"/>
+          <w:sz w:val="24"/>
+          <w:szCs w:val="24"/>
+          <w:lang w:eastAsia="pl-PL"/>
+          <w14:ligatures w14:val="none"/>
+        </w:rPr>
+        <w:lastRenderedPageBreak/>
         <w:t>Physical_Activity</w:t>
       </w:r>
       <w:proofErr w:type="spellEnd"/>
@@ -1138,8 +1050,6 @@
       <w:r>
         <w:rPr>
           <w:rFonts w:ascii="Times New Roman" w:eastAsia="Times New Roman" w:hAnsi="Times New Roman" w:cs="Times New Roman"/>
-          <w:b/>
-          <w:bCs/>
           <w:kern w:val="0"/>
           <w:sz w:val="24"/>
           <w:szCs w:val="24"/>
@@ -1182,8 +1092,6 @@
       <w:r>
         <w:rPr>
           <w:rFonts w:ascii="Times New Roman" w:eastAsia="Times New Roman" w:hAnsi="Times New Roman" w:cs="Times New Roman"/>
-          <w:b/>
-          <w:bCs/>
           <w:kern w:val="0"/>
           <w:sz w:val="24"/>
           <w:szCs w:val="24"/>
@@ -1226,8 +1134,6 @@
       <w:r>
         <w:rPr>
           <w:rFonts w:ascii="Times New Roman" w:eastAsia="Times New Roman" w:hAnsi="Times New Roman" w:cs="Times New Roman"/>
-          <w:b/>
-          <w:bCs/>
           <w:kern w:val="0"/>
           <w:sz w:val="24"/>
           <w:szCs w:val="24"/>
@@ -1270,8 +1176,6 @@
       <w:r>
         <w:rPr>
           <w:rFonts w:ascii="Times New Roman" w:eastAsia="Times New Roman" w:hAnsi="Times New Roman" w:cs="Times New Roman"/>
-          <w:b/>
-          <w:bCs/>
           <w:kern w:val="0"/>
           <w:sz w:val="24"/>
           <w:szCs w:val="24"/>
@@ -1311,8 +1215,6 @@
       <w:r>
         <w:rPr>
           <w:rFonts w:ascii="Times New Roman" w:eastAsia="Times New Roman" w:hAnsi="Times New Roman" w:cs="Times New Roman"/>
-          <w:b/>
-          <w:bCs/>
           <w:kern w:val="0"/>
           <w:sz w:val="24"/>
           <w:szCs w:val="24"/>
@@ -1336,6 +1238,7 @@
     </w:p>
     <w:p>
       <w:pPr>
+        <w:ind w:left="360"/>
         <w:jc w:val="both"/>
         <w:rPr>
           <w:rFonts w:ascii="Times New Roman" w:hAnsi="Times New Roman" w:cs="Times New Roman"/>
@@ -1343,6 +1246,840 @@
           <w:szCs w:val="24"/>
         </w:rPr>
       </w:pPr>
+    </w:p>
+    <w:p>
+      <w:pPr>
+        <w:spacing w:before="240"/>
+        <w:ind w:left="360"/>
+        <w:jc w:val="both"/>
+        <w:rPr>
+          <w:rFonts w:ascii="Times New Roman" w:hAnsi="Times New Roman" w:cs="Times New Roman"/>
+          <w:sz w:val="28"/>
+          <w:szCs w:val="28"/>
+        </w:rPr>
+      </w:pPr>
+      <w:r>
+        <w:rPr>
+          <w:rFonts w:ascii="Times New Roman" w:hAnsi="Times New Roman" w:cs="Times New Roman"/>
+          <w:sz w:val="28"/>
+          <w:szCs w:val="28"/>
+        </w:rPr>
+        <w:t xml:space="preserve">2.1. </w:t>
+      </w:r>
+      <w:r>
+        <w:rPr>
+          <w:rFonts w:ascii="Times New Roman" w:hAnsi="Times New Roman" w:cs="Times New Roman"/>
+          <w:sz w:val="28"/>
+          <w:szCs w:val="28"/>
+        </w:rPr>
+        <w:t>PRZYGOTOWANIE</w:t>
+      </w:r>
+      <w:r>
+        <w:rPr>
+          <w:rFonts w:ascii="Times New Roman" w:hAnsi="Times New Roman" w:cs="Times New Roman"/>
+          <w:sz w:val="28"/>
+          <w:szCs w:val="28"/>
+        </w:rPr>
+        <w:t xml:space="preserve"> DANYCH</w:t>
+      </w:r>
+    </w:p>
+    <w:p>
+      <w:pPr>
+        <w:spacing w:before="240"/>
+        <w:ind w:firstLine="360"/>
+        <w:jc w:val="both"/>
+        <w:rPr>
+          <w:rFonts w:ascii="Times New Roman" w:hAnsi="Times New Roman" w:cs="Times New Roman"/>
+          <w:sz w:val="24"/>
+          <w:szCs w:val="24"/>
+        </w:rPr>
+      </w:pPr>
+      <w:r>
+        <w:rPr>
+          <w:rFonts w:ascii="Times New Roman" w:hAnsi="Times New Roman" w:cs="Times New Roman"/>
+          <w:sz w:val="24"/>
+          <w:szCs w:val="24"/>
+        </w:rPr>
+        <w:t>Dane zostały przetworzone, aby umożliwić skuteczne trenowanie modeli oraz wyeliminować problemy związane z brakującymi wartościami i zmiennymi kategorycznymi. Przekształcenia obejmowały:</w:t>
+      </w:r>
+    </w:p>
+    <w:p>
+      <w:pPr>
+        <w:numPr>
+          <w:ilvl w:val="0"/>
+          <w:numId w:val="4"/>
+        </w:numPr>
+        <w:jc w:val="both"/>
+        <w:rPr>
+          <w:rFonts w:ascii="Times New Roman" w:hAnsi="Times New Roman" w:cs="Times New Roman"/>
+          <w:sz w:val="24"/>
+          <w:szCs w:val="24"/>
+        </w:rPr>
+      </w:pPr>
+      <w:r>
+        <w:rPr>
+          <w:rFonts w:ascii="Times New Roman" w:hAnsi="Times New Roman" w:cs="Times New Roman"/>
+          <w:sz w:val="24"/>
+          <w:szCs w:val="24"/>
+        </w:rPr>
+        <w:t xml:space="preserve">Usunięcie zbędnych kolumn: Kolumny </w:t>
+      </w:r>
+      <w:proofErr w:type="spellStart"/>
+      <w:r>
+        <w:rPr>
+          <w:rFonts w:ascii="Times New Roman" w:hAnsi="Times New Roman" w:cs="Times New Roman"/>
+          <w:sz w:val="24"/>
+          <w:szCs w:val="24"/>
+        </w:rPr>
+        <w:t>Physical_Activity</w:t>
+      </w:r>
+      <w:proofErr w:type="spellEnd"/>
+      <w:r>
+        <w:rPr>
+          <w:rFonts w:ascii="Times New Roman" w:hAnsi="Times New Roman" w:cs="Times New Roman"/>
+          <w:sz w:val="24"/>
+          <w:szCs w:val="24"/>
+        </w:rPr>
+        <w:t xml:space="preserve">, </w:t>
+      </w:r>
+      <w:proofErr w:type="spellStart"/>
+      <w:r>
+        <w:rPr>
+          <w:rFonts w:ascii="Times New Roman" w:hAnsi="Times New Roman" w:cs="Times New Roman"/>
+          <w:sz w:val="24"/>
+          <w:szCs w:val="24"/>
+        </w:rPr>
+        <w:t>Peer_Influence</w:t>
+      </w:r>
+      <w:proofErr w:type="spellEnd"/>
+      <w:r>
+        <w:rPr>
+          <w:rFonts w:ascii="Times New Roman" w:hAnsi="Times New Roman" w:cs="Times New Roman"/>
+          <w:sz w:val="24"/>
+          <w:szCs w:val="24"/>
+        </w:rPr>
+        <w:t xml:space="preserve">, </w:t>
+      </w:r>
+      <w:proofErr w:type="spellStart"/>
+      <w:r>
+        <w:rPr>
+          <w:rFonts w:ascii="Times New Roman" w:hAnsi="Times New Roman" w:cs="Times New Roman"/>
+          <w:sz w:val="24"/>
+          <w:szCs w:val="24"/>
+        </w:rPr>
+        <w:t>Parental_Education_Level</w:t>
+      </w:r>
+      <w:proofErr w:type="spellEnd"/>
+      <w:r>
+        <w:rPr>
+          <w:rFonts w:ascii="Times New Roman" w:hAnsi="Times New Roman" w:cs="Times New Roman"/>
+          <w:sz w:val="24"/>
+          <w:szCs w:val="24"/>
+        </w:rPr>
+        <w:t xml:space="preserve">, oraz </w:t>
+      </w:r>
+      <w:proofErr w:type="spellStart"/>
+      <w:r>
+        <w:rPr>
+          <w:rFonts w:ascii="Times New Roman" w:hAnsi="Times New Roman" w:cs="Times New Roman"/>
+          <w:sz w:val="24"/>
+          <w:szCs w:val="24"/>
+        </w:rPr>
+        <w:t>Family_Income</w:t>
+      </w:r>
+      <w:proofErr w:type="spellEnd"/>
+      <w:r>
+        <w:rPr>
+          <w:rFonts w:ascii="Times New Roman" w:hAnsi="Times New Roman" w:cs="Times New Roman"/>
+          <w:sz w:val="24"/>
+          <w:szCs w:val="24"/>
+        </w:rPr>
+        <w:t xml:space="preserve"> zostały usunięte, ponieważ nie były kluczowe dla analizy lub posiadały wartości, które mogłyby być trudne do dokładnego zakodowania.</w:t>
+      </w:r>
+    </w:p>
+    <w:p>
+      <w:pPr>
+        <w:numPr>
+          <w:ilvl w:val="0"/>
+          <w:numId w:val="4"/>
+        </w:numPr>
+        <w:jc w:val="both"/>
+        <w:rPr>
+          <w:rFonts w:ascii="Times New Roman" w:hAnsi="Times New Roman" w:cs="Times New Roman"/>
+          <w:sz w:val="24"/>
+          <w:szCs w:val="24"/>
+        </w:rPr>
+      </w:pPr>
+      <w:r>
+        <w:rPr>
+          <w:rFonts w:ascii="Times New Roman" w:hAnsi="Times New Roman" w:cs="Times New Roman"/>
+          <w:sz w:val="24"/>
+          <w:szCs w:val="24"/>
+        </w:rPr>
+        <w:t>Mapowanie wartości kategorycznych na numeryczne: Wybrane kolumny, które zawierały wartości kategoryczne o niskiej liczbie unikalnych wartości, zostały przekształcone przy użyciu mapowania:</w:t>
+      </w:r>
+    </w:p>
+    <w:p>
+      <w:pPr>
+        <w:numPr>
+          <w:ilvl w:val="1"/>
+          <w:numId w:val="4"/>
+        </w:numPr>
+        <w:jc w:val="both"/>
+        <w:rPr>
+          <w:rFonts w:ascii="Times New Roman" w:hAnsi="Times New Roman" w:cs="Times New Roman"/>
+          <w:sz w:val="24"/>
+          <w:szCs w:val="24"/>
+        </w:rPr>
+      </w:pPr>
+      <w:proofErr w:type="spellStart"/>
+      <w:r>
+        <w:rPr>
+          <w:rFonts w:ascii="Times New Roman" w:hAnsi="Times New Roman" w:cs="Times New Roman"/>
+          <w:sz w:val="24"/>
+          <w:szCs w:val="24"/>
+        </w:rPr>
+        <w:t>Gender</w:t>
+      </w:r>
+      <w:proofErr w:type="spellEnd"/>
+      <w:r>
+        <w:rPr>
+          <w:rFonts w:ascii="Times New Roman" w:hAnsi="Times New Roman" w:cs="Times New Roman"/>
+          <w:sz w:val="24"/>
+          <w:szCs w:val="24"/>
+        </w:rPr>
+        <w:t>: przekształcone na 0 (Male) i 1 (</w:t>
+      </w:r>
+      <w:proofErr w:type="spellStart"/>
+      <w:r>
+        <w:rPr>
+          <w:rFonts w:ascii="Times New Roman" w:hAnsi="Times New Roman" w:cs="Times New Roman"/>
+          <w:sz w:val="24"/>
+          <w:szCs w:val="24"/>
+        </w:rPr>
+        <w:t>Female</w:t>
+      </w:r>
+      <w:proofErr w:type="spellEnd"/>
+      <w:r>
+        <w:rPr>
+          <w:rFonts w:ascii="Times New Roman" w:hAnsi="Times New Roman" w:cs="Times New Roman"/>
+          <w:sz w:val="24"/>
+          <w:szCs w:val="24"/>
+        </w:rPr>
+        <w:t>).</w:t>
+      </w:r>
+    </w:p>
+    <w:p>
+      <w:pPr>
+        <w:numPr>
+          <w:ilvl w:val="1"/>
+          <w:numId w:val="4"/>
+        </w:numPr>
+        <w:jc w:val="both"/>
+        <w:rPr>
+          <w:rFonts w:ascii="Times New Roman" w:hAnsi="Times New Roman" w:cs="Times New Roman"/>
+          <w:sz w:val="24"/>
+          <w:szCs w:val="24"/>
+          <w:lang w:val="en-US"/>
+        </w:rPr>
+      </w:pPr>
+      <w:proofErr w:type="spellStart"/>
+      <w:r>
+        <w:rPr>
+          <w:rFonts w:ascii="Times New Roman" w:hAnsi="Times New Roman" w:cs="Times New Roman"/>
+          <w:sz w:val="24"/>
+          <w:szCs w:val="24"/>
+          <w:lang w:val="en-US"/>
+        </w:rPr>
+        <w:t>Distance_from_Home</w:t>
+      </w:r>
+      <w:proofErr w:type="spellEnd"/>
+      <w:r>
+        <w:rPr>
+          <w:rFonts w:ascii="Times New Roman" w:hAnsi="Times New Roman" w:cs="Times New Roman"/>
+          <w:sz w:val="24"/>
+          <w:szCs w:val="24"/>
+          <w:lang w:val="en-US"/>
+        </w:rPr>
+        <w:t xml:space="preserve">: </w:t>
+      </w:r>
+      <w:proofErr w:type="spellStart"/>
+      <w:r>
+        <w:rPr>
+          <w:rFonts w:ascii="Times New Roman" w:hAnsi="Times New Roman" w:cs="Times New Roman"/>
+          <w:sz w:val="24"/>
+          <w:szCs w:val="24"/>
+          <w:lang w:val="en-US"/>
+        </w:rPr>
+        <w:t>przekształcone</w:t>
+      </w:r>
+      <w:proofErr w:type="spellEnd"/>
+      <w:r>
+        <w:rPr>
+          <w:rFonts w:ascii="Times New Roman" w:hAnsi="Times New Roman" w:cs="Times New Roman"/>
+          <w:sz w:val="24"/>
+          <w:szCs w:val="24"/>
+          <w:lang w:val="en-US"/>
+        </w:rPr>
+        <w:t xml:space="preserve"> </w:t>
+      </w:r>
+      <w:proofErr w:type="spellStart"/>
+      <w:r>
+        <w:rPr>
+          <w:rFonts w:ascii="Times New Roman" w:hAnsi="Times New Roman" w:cs="Times New Roman"/>
+          <w:sz w:val="24"/>
+          <w:szCs w:val="24"/>
+          <w:lang w:val="en-US"/>
+        </w:rPr>
+        <w:t>na</w:t>
+      </w:r>
+      <w:proofErr w:type="spellEnd"/>
+      <w:r>
+        <w:rPr>
+          <w:rFonts w:ascii="Times New Roman" w:hAnsi="Times New Roman" w:cs="Times New Roman"/>
+          <w:sz w:val="24"/>
+          <w:szCs w:val="24"/>
+          <w:lang w:val="en-US"/>
+        </w:rPr>
+        <w:t xml:space="preserve"> 0 (Near), 1 (Moderate) </w:t>
+      </w:r>
+      <w:proofErr w:type="spellStart"/>
+      <w:r>
+        <w:rPr>
+          <w:rFonts w:ascii="Times New Roman" w:hAnsi="Times New Roman" w:cs="Times New Roman"/>
+          <w:sz w:val="24"/>
+          <w:szCs w:val="24"/>
+          <w:lang w:val="en-US"/>
+        </w:rPr>
+        <w:t>i</w:t>
+      </w:r>
+      <w:proofErr w:type="spellEnd"/>
+      <w:r>
+        <w:rPr>
+          <w:rFonts w:ascii="Times New Roman" w:hAnsi="Times New Roman" w:cs="Times New Roman"/>
+          <w:sz w:val="24"/>
+          <w:szCs w:val="24"/>
+          <w:lang w:val="en-US"/>
+        </w:rPr>
+        <w:t xml:space="preserve"> 2 (Far).</w:t>
+      </w:r>
+    </w:p>
+    <w:p>
+      <w:pPr>
+        <w:numPr>
+          <w:ilvl w:val="1"/>
+          <w:numId w:val="4"/>
+        </w:numPr>
+        <w:jc w:val="both"/>
+        <w:rPr>
+          <w:rFonts w:ascii="Times New Roman" w:hAnsi="Times New Roman" w:cs="Times New Roman"/>
+          <w:sz w:val="24"/>
+          <w:szCs w:val="24"/>
+        </w:rPr>
+      </w:pPr>
+      <w:proofErr w:type="spellStart"/>
+      <w:r>
+        <w:rPr>
+          <w:rFonts w:ascii="Times New Roman" w:hAnsi="Times New Roman" w:cs="Times New Roman"/>
+          <w:sz w:val="24"/>
+          <w:szCs w:val="24"/>
+        </w:rPr>
+        <w:t>Access_to_Resources</w:t>
+      </w:r>
+      <w:proofErr w:type="spellEnd"/>
+      <w:r>
+        <w:rPr>
+          <w:rFonts w:ascii="Times New Roman" w:hAnsi="Times New Roman" w:cs="Times New Roman"/>
+          <w:sz w:val="24"/>
+          <w:szCs w:val="24"/>
+        </w:rPr>
+        <w:t xml:space="preserve">, </w:t>
+      </w:r>
+      <w:proofErr w:type="spellStart"/>
+      <w:r>
+        <w:rPr>
+          <w:rFonts w:ascii="Times New Roman" w:hAnsi="Times New Roman" w:cs="Times New Roman"/>
+          <w:sz w:val="24"/>
+          <w:szCs w:val="24"/>
+        </w:rPr>
+        <w:t>Parental_Involvement</w:t>
+      </w:r>
+      <w:proofErr w:type="spellEnd"/>
+      <w:r>
+        <w:rPr>
+          <w:rFonts w:ascii="Times New Roman" w:hAnsi="Times New Roman" w:cs="Times New Roman"/>
+          <w:sz w:val="24"/>
+          <w:szCs w:val="24"/>
+        </w:rPr>
+        <w:t xml:space="preserve">, </w:t>
+      </w:r>
+      <w:proofErr w:type="spellStart"/>
+      <w:r>
+        <w:rPr>
+          <w:rFonts w:ascii="Times New Roman" w:hAnsi="Times New Roman" w:cs="Times New Roman"/>
+          <w:sz w:val="24"/>
+          <w:szCs w:val="24"/>
+        </w:rPr>
+        <w:t>Motivation_Level</w:t>
+      </w:r>
+      <w:proofErr w:type="spellEnd"/>
+      <w:r>
+        <w:rPr>
+          <w:rFonts w:ascii="Times New Roman" w:hAnsi="Times New Roman" w:cs="Times New Roman"/>
+          <w:sz w:val="24"/>
+          <w:szCs w:val="24"/>
+        </w:rPr>
+        <w:t xml:space="preserve">, </w:t>
+      </w:r>
+      <w:proofErr w:type="spellStart"/>
+      <w:r>
+        <w:rPr>
+          <w:rFonts w:ascii="Times New Roman" w:hAnsi="Times New Roman" w:cs="Times New Roman"/>
+          <w:sz w:val="24"/>
+          <w:szCs w:val="24"/>
+        </w:rPr>
+        <w:t>Teacher_Quality</w:t>
+      </w:r>
+      <w:proofErr w:type="spellEnd"/>
+      <w:r>
+        <w:rPr>
+          <w:rFonts w:ascii="Times New Roman" w:hAnsi="Times New Roman" w:cs="Times New Roman"/>
+          <w:sz w:val="24"/>
+          <w:szCs w:val="24"/>
+        </w:rPr>
+        <w:t>: przekształcone na wartości 0 (</w:t>
+      </w:r>
+      <w:proofErr w:type="spellStart"/>
+      <w:r>
+        <w:rPr>
+          <w:rFonts w:ascii="Times New Roman" w:hAnsi="Times New Roman" w:cs="Times New Roman"/>
+          <w:sz w:val="24"/>
+          <w:szCs w:val="24"/>
+        </w:rPr>
+        <w:t>Low</w:t>
+      </w:r>
+      <w:proofErr w:type="spellEnd"/>
+      <w:r>
+        <w:rPr>
+          <w:rFonts w:ascii="Times New Roman" w:hAnsi="Times New Roman" w:cs="Times New Roman"/>
+          <w:sz w:val="24"/>
+          <w:szCs w:val="24"/>
+        </w:rPr>
+        <w:t>), 1 (Medium) i 2 (High), co pozwoliło na przedstawienie ich jako liczb porządkowych.</w:t>
+      </w:r>
+    </w:p>
+    <w:p>
+      <w:pPr>
+        <w:numPr>
+          <w:ilvl w:val="0"/>
+          <w:numId w:val="4"/>
+        </w:numPr>
+        <w:jc w:val="both"/>
+        <w:rPr>
+          <w:rFonts w:ascii="Times New Roman" w:hAnsi="Times New Roman" w:cs="Times New Roman"/>
+          <w:sz w:val="24"/>
+          <w:szCs w:val="24"/>
+        </w:rPr>
+      </w:pPr>
+      <w:r>
+        <w:rPr>
+          <w:rFonts w:ascii="Times New Roman" w:hAnsi="Times New Roman" w:cs="Times New Roman"/>
+          <w:sz w:val="24"/>
+          <w:szCs w:val="24"/>
+        </w:rPr>
+        <w:t>Wypełnianie brakujących wartości:</w:t>
+      </w:r>
+    </w:p>
+    <w:p>
+      <w:pPr>
+        <w:numPr>
+          <w:ilvl w:val="1"/>
+          <w:numId w:val="4"/>
+        </w:numPr>
+        <w:jc w:val="both"/>
+        <w:rPr>
+          <w:rFonts w:ascii="Times New Roman" w:hAnsi="Times New Roman" w:cs="Times New Roman"/>
+          <w:sz w:val="24"/>
+          <w:szCs w:val="24"/>
+        </w:rPr>
+      </w:pPr>
+      <w:r>
+        <w:rPr>
+          <w:rFonts w:ascii="Times New Roman" w:hAnsi="Times New Roman" w:cs="Times New Roman"/>
+          <w:sz w:val="24"/>
+          <w:szCs w:val="24"/>
+        </w:rPr>
+        <w:t xml:space="preserve">Brakujące wartości w kolumnach </w:t>
+      </w:r>
+      <w:proofErr w:type="spellStart"/>
+      <w:r>
+        <w:rPr>
+          <w:rFonts w:ascii="Times New Roman" w:hAnsi="Times New Roman" w:cs="Times New Roman"/>
+          <w:sz w:val="24"/>
+          <w:szCs w:val="24"/>
+        </w:rPr>
+        <w:t>Distance_from_Home</w:t>
+      </w:r>
+      <w:proofErr w:type="spellEnd"/>
+      <w:r>
+        <w:rPr>
+          <w:rFonts w:ascii="Times New Roman" w:hAnsi="Times New Roman" w:cs="Times New Roman"/>
+          <w:sz w:val="24"/>
+          <w:szCs w:val="24"/>
+        </w:rPr>
+        <w:t xml:space="preserve"> oraz </w:t>
+      </w:r>
+      <w:proofErr w:type="spellStart"/>
+      <w:r>
+        <w:rPr>
+          <w:rFonts w:ascii="Times New Roman" w:hAnsi="Times New Roman" w:cs="Times New Roman"/>
+          <w:sz w:val="24"/>
+          <w:szCs w:val="24"/>
+        </w:rPr>
+        <w:t>Teacher_Quality</w:t>
+      </w:r>
+      <w:proofErr w:type="spellEnd"/>
+      <w:r>
+        <w:rPr>
+          <w:rFonts w:ascii="Times New Roman" w:hAnsi="Times New Roman" w:cs="Times New Roman"/>
+          <w:sz w:val="24"/>
+          <w:szCs w:val="24"/>
+        </w:rPr>
+        <w:t xml:space="preserve"> zostały zastąpione medianą tych kolumn. </w:t>
+      </w:r>
+    </w:p>
+    <w:p>
+      <w:pPr>
+        <w:numPr>
+          <w:ilvl w:val="0"/>
+          <w:numId w:val="4"/>
+        </w:numPr>
+        <w:jc w:val="both"/>
+        <w:rPr>
+          <w:rFonts w:ascii="Times New Roman" w:hAnsi="Times New Roman" w:cs="Times New Roman"/>
+          <w:sz w:val="24"/>
+          <w:szCs w:val="24"/>
+        </w:rPr>
+      </w:pPr>
+      <w:r>
+        <w:rPr>
+          <w:rFonts w:ascii="Times New Roman" w:hAnsi="Times New Roman" w:cs="Times New Roman"/>
+          <w:sz w:val="24"/>
+          <w:szCs w:val="24"/>
+        </w:rPr>
+        <w:t xml:space="preserve">Kodowanie zmiennych kategorycznych przy użyciu </w:t>
+      </w:r>
+      <w:proofErr w:type="spellStart"/>
+      <w:r>
+        <w:rPr>
+          <w:rFonts w:ascii="Times New Roman" w:hAnsi="Times New Roman" w:cs="Times New Roman"/>
+          <w:sz w:val="24"/>
+          <w:szCs w:val="24"/>
+        </w:rPr>
+        <w:t>Dummy</w:t>
+      </w:r>
+      <w:proofErr w:type="spellEnd"/>
+      <w:r>
+        <w:rPr>
+          <w:rFonts w:ascii="Times New Roman" w:hAnsi="Times New Roman" w:cs="Times New Roman"/>
+          <w:sz w:val="24"/>
+          <w:szCs w:val="24"/>
+        </w:rPr>
+        <w:t xml:space="preserve"> </w:t>
+      </w:r>
+      <w:proofErr w:type="spellStart"/>
+      <w:r>
+        <w:rPr>
+          <w:rFonts w:ascii="Times New Roman" w:hAnsi="Times New Roman" w:cs="Times New Roman"/>
+          <w:sz w:val="24"/>
+          <w:szCs w:val="24"/>
+        </w:rPr>
+        <w:t>Encoding</w:t>
+      </w:r>
+      <w:proofErr w:type="spellEnd"/>
+      <w:r>
+        <w:rPr>
+          <w:rFonts w:ascii="Times New Roman" w:hAnsi="Times New Roman" w:cs="Times New Roman"/>
+          <w:sz w:val="24"/>
+          <w:szCs w:val="24"/>
+        </w:rPr>
+        <w:t>:</w:t>
+      </w:r>
+    </w:p>
+    <w:p>
+      <w:pPr>
+        <w:numPr>
+          <w:ilvl w:val="1"/>
+          <w:numId w:val="4"/>
+        </w:numPr>
+        <w:jc w:val="both"/>
+        <w:rPr>
+          <w:rFonts w:ascii="Times New Roman" w:hAnsi="Times New Roman" w:cs="Times New Roman"/>
+          <w:sz w:val="24"/>
+          <w:szCs w:val="24"/>
+        </w:rPr>
+      </w:pPr>
+      <w:r>
+        <w:rPr>
+          <w:rFonts w:ascii="Times New Roman" w:hAnsi="Times New Roman" w:cs="Times New Roman"/>
+          <w:sz w:val="24"/>
+          <w:szCs w:val="24"/>
+        </w:rPr>
+        <w:t xml:space="preserve">Kolumny o wyższej liczbie kategorii, takie jak </w:t>
+      </w:r>
+      <w:proofErr w:type="spellStart"/>
+      <w:r>
+        <w:rPr>
+          <w:rFonts w:ascii="Times New Roman" w:hAnsi="Times New Roman" w:cs="Times New Roman"/>
+          <w:sz w:val="24"/>
+          <w:szCs w:val="24"/>
+        </w:rPr>
+        <w:t>Learning_Disabilities</w:t>
+      </w:r>
+      <w:proofErr w:type="spellEnd"/>
+      <w:r>
+        <w:rPr>
+          <w:rFonts w:ascii="Times New Roman" w:hAnsi="Times New Roman" w:cs="Times New Roman"/>
+          <w:sz w:val="24"/>
+          <w:szCs w:val="24"/>
+        </w:rPr>
+        <w:t xml:space="preserve">, </w:t>
+      </w:r>
+      <w:proofErr w:type="spellStart"/>
+      <w:r>
+        <w:rPr>
+          <w:rFonts w:ascii="Times New Roman" w:hAnsi="Times New Roman" w:cs="Times New Roman"/>
+          <w:sz w:val="24"/>
+          <w:szCs w:val="24"/>
+        </w:rPr>
+        <w:t>Internet_Access</w:t>
+      </w:r>
+      <w:proofErr w:type="spellEnd"/>
+      <w:r>
+        <w:rPr>
+          <w:rFonts w:ascii="Times New Roman" w:hAnsi="Times New Roman" w:cs="Times New Roman"/>
+          <w:sz w:val="24"/>
+          <w:szCs w:val="24"/>
+        </w:rPr>
+        <w:t xml:space="preserve">, </w:t>
+      </w:r>
+      <w:proofErr w:type="spellStart"/>
+      <w:r>
+        <w:rPr>
+          <w:rFonts w:ascii="Times New Roman" w:hAnsi="Times New Roman" w:cs="Times New Roman"/>
+          <w:sz w:val="24"/>
+          <w:szCs w:val="24"/>
+        </w:rPr>
+        <w:t>School_Type</w:t>
+      </w:r>
+      <w:proofErr w:type="spellEnd"/>
+      <w:r>
+        <w:rPr>
+          <w:rFonts w:ascii="Times New Roman" w:hAnsi="Times New Roman" w:cs="Times New Roman"/>
+          <w:sz w:val="24"/>
+          <w:szCs w:val="24"/>
+        </w:rPr>
+        <w:t xml:space="preserve">, oraz </w:t>
+      </w:r>
+      <w:proofErr w:type="spellStart"/>
+      <w:r>
+        <w:rPr>
+          <w:rFonts w:ascii="Times New Roman" w:hAnsi="Times New Roman" w:cs="Times New Roman"/>
+          <w:sz w:val="24"/>
+          <w:szCs w:val="24"/>
+        </w:rPr>
+        <w:t>Extracurricular_Activities</w:t>
+      </w:r>
+      <w:proofErr w:type="spellEnd"/>
+      <w:r>
+        <w:rPr>
+          <w:rFonts w:ascii="Times New Roman" w:hAnsi="Times New Roman" w:cs="Times New Roman"/>
+          <w:sz w:val="24"/>
+          <w:szCs w:val="24"/>
+        </w:rPr>
+        <w:t xml:space="preserve">, zostały zakodowane jako zmienne binarne (0 lub 1) przy użyciu metody </w:t>
+      </w:r>
+      <w:proofErr w:type="spellStart"/>
+      <w:r>
+        <w:rPr>
+          <w:rFonts w:ascii="Times New Roman" w:hAnsi="Times New Roman" w:cs="Times New Roman"/>
+          <w:i/>
+          <w:iCs/>
+          <w:sz w:val="24"/>
+          <w:szCs w:val="24"/>
+        </w:rPr>
+        <w:t>get_dummies</w:t>
+      </w:r>
+      <w:proofErr w:type="spellEnd"/>
+      <w:r>
+        <w:rPr>
+          <w:rFonts w:ascii="Times New Roman" w:hAnsi="Times New Roman" w:cs="Times New Roman"/>
+          <w:sz w:val="24"/>
+          <w:szCs w:val="24"/>
+        </w:rPr>
+        <w:t xml:space="preserve">, która tworzy nowe kolumny reprezentujące każdą z kategorii. </w:t>
+      </w:r>
+    </w:p>
+    <w:p>
+      <w:pPr>
+        <w:numPr>
+          <w:ilvl w:val="0"/>
+          <w:numId w:val="4"/>
+        </w:numPr>
+        <w:jc w:val="both"/>
+        <w:rPr>
+          <w:rFonts w:ascii="Times New Roman" w:hAnsi="Times New Roman" w:cs="Times New Roman"/>
+          <w:sz w:val="24"/>
+          <w:szCs w:val="24"/>
+        </w:rPr>
+      </w:pPr>
+      <w:r>
+        <w:rPr>
+          <w:rFonts w:ascii="Times New Roman" w:hAnsi="Times New Roman" w:cs="Times New Roman"/>
+          <w:sz w:val="24"/>
+          <w:szCs w:val="24"/>
+        </w:rPr>
+        <w:t>Przekształcenie wyniku egzaminu na zmienną binarną:</w:t>
+      </w:r>
+    </w:p>
+    <w:p>
+      <w:pPr>
+        <w:numPr>
+          <w:ilvl w:val="1"/>
+          <w:numId w:val="4"/>
+        </w:numPr>
+        <w:jc w:val="both"/>
+        <w:rPr>
+          <w:rFonts w:ascii="Times New Roman" w:hAnsi="Times New Roman" w:cs="Times New Roman"/>
+          <w:sz w:val="24"/>
+          <w:szCs w:val="24"/>
+        </w:rPr>
+      </w:pPr>
+      <w:r>
+        <w:rPr>
+          <w:rFonts w:ascii="Times New Roman" w:hAnsi="Times New Roman" w:cs="Times New Roman"/>
+          <w:sz w:val="24"/>
+          <w:szCs w:val="24"/>
+        </w:rPr>
+        <w:t xml:space="preserve">Kolumna </w:t>
+      </w:r>
+      <w:proofErr w:type="spellStart"/>
+      <w:r>
+        <w:rPr>
+          <w:rFonts w:ascii="Times New Roman" w:hAnsi="Times New Roman" w:cs="Times New Roman"/>
+          <w:sz w:val="24"/>
+          <w:szCs w:val="24"/>
+        </w:rPr>
+        <w:t>Exam_Score</w:t>
+      </w:r>
+      <w:proofErr w:type="spellEnd"/>
+      <w:r>
+        <w:rPr>
+          <w:rFonts w:ascii="Times New Roman" w:hAnsi="Times New Roman" w:cs="Times New Roman"/>
+          <w:sz w:val="24"/>
+          <w:szCs w:val="24"/>
+        </w:rPr>
+        <w:t xml:space="preserve"> została przekształcona na wartość binarną 1 dla wyników większych lub równych 70% oraz 0 dla wyników poniżej 70%. To przekształcenie pozwoliło na trenowanie modeli klasyfikacyjnych w celu przewidywania, czy uczeń osiągnął minimalny próg punktowy.</w:t>
+      </w:r>
+    </w:p>
+    <w:p>
+      <w:pPr>
+        <w:numPr>
+          <w:ilvl w:val="0"/>
+          <w:numId w:val="4"/>
+        </w:numPr>
+        <w:jc w:val="both"/>
+        <w:rPr>
+          <w:rFonts w:ascii="Times New Roman" w:hAnsi="Times New Roman" w:cs="Times New Roman"/>
+          <w:sz w:val="24"/>
+          <w:szCs w:val="24"/>
+        </w:rPr>
+      </w:pPr>
+      <w:r>
+        <w:rPr>
+          <w:rFonts w:ascii="Times New Roman" w:hAnsi="Times New Roman" w:cs="Times New Roman"/>
+          <w:sz w:val="24"/>
+          <w:szCs w:val="24"/>
+        </w:rPr>
+        <w:t xml:space="preserve">Przekształcenie </w:t>
+      </w:r>
+      <w:proofErr w:type="spellStart"/>
+      <w:r>
+        <w:rPr>
+          <w:rFonts w:ascii="Times New Roman" w:hAnsi="Times New Roman" w:cs="Times New Roman"/>
+          <w:sz w:val="24"/>
+          <w:szCs w:val="24"/>
+        </w:rPr>
+        <w:t>Exam_Score</w:t>
+      </w:r>
+      <w:proofErr w:type="spellEnd"/>
+      <w:r>
+        <w:rPr>
+          <w:rFonts w:ascii="Times New Roman" w:hAnsi="Times New Roman" w:cs="Times New Roman"/>
+          <w:sz w:val="24"/>
+          <w:szCs w:val="24"/>
+        </w:rPr>
+        <w:t xml:space="preserve"> na kategorie wyników:</w:t>
+      </w:r>
+    </w:p>
+    <w:p>
+      <w:pPr>
+        <w:numPr>
+          <w:ilvl w:val="1"/>
+          <w:numId w:val="4"/>
+        </w:numPr>
+        <w:jc w:val="both"/>
+        <w:rPr>
+          <w:rFonts w:ascii="Times New Roman" w:hAnsi="Times New Roman" w:cs="Times New Roman"/>
+          <w:sz w:val="24"/>
+          <w:szCs w:val="24"/>
+        </w:rPr>
+      </w:pPr>
+      <w:r>
+        <w:rPr>
+          <w:rFonts w:ascii="Times New Roman" w:hAnsi="Times New Roman" w:cs="Times New Roman"/>
+          <w:sz w:val="24"/>
+          <w:szCs w:val="24"/>
+        </w:rPr>
+        <w:lastRenderedPageBreak/>
+        <w:t xml:space="preserve">Dodatkowo, dla bardziej szczegółowej analizy, wynik egzaminu został podzielony na 6 przedziałów przy użyciu funkcji </w:t>
+      </w:r>
+      <w:proofErr w:type="spellStart"/>
+      <w:r>
+        <w:rPr>
+          <w:rFonts w:ascii="Times New Roman" w:hAnsi="Times New Roman" w:cs="Times New Roman"/>
+          <w:sz w:val="24"/>
+          <w:szCs w:val="24"/>
+        </w:rPr>
+        <w:t>pd.cut</w:t>
+      </w:r>
+      <w:proofErr w:type="spellEnd"/>
+      <w:r>
+        <w:rPr>
+          <w:rFonts w:ascii="Times New Roman" w:hAnsi="Times New Roman" w:cs="Times New Roman"/>
+          <w:sz w:val="24"/>
+          <w:szCs w:val="24"/>
+        </w:rPr>
+        <w:t>. Przedziały te umożliwiły stworzenie zmiennej wieloklasowej, która określa kategorię wyniku na podstawie zakresu punktowego.</w:t>
+      </w:r>
+    </w:p>
+    <w:p>
+      <w:pPr>
+        <w:jc w:val="both"/>
+        <w:rPr>
+          <w:rFonts w:ascii="Times New Roman" w:hAnsi="Times New Roman" w:cs="Times New Roman"/>
+          <w:sz w:val="24"/>
+          <w:szCs w:val="24"/>
+        </w:rPr>
+      </w:pPr>
+      <w:r>
+        <w:rPr>
+          <w:rFonts w:ascii="Times New Roman" w:hAnsi="Times New Roman" w:cs="Times New Roman"/>
+          <w:sz w:val="24"/>
+          <w:szCs w:val="24"/>
+        </w:rPr>
+        <w:t xml:space="preserve">Te przekształcenia były kluczowe, aby zmienne kategoryczne mogły być wykorzystane w klasycznych modelach uczenia maszynowego, które wymagają reprezentacji liczbowej. </w:t>
+      </w:r>
     </w:p>
     <w:p>
       <w:pPr>
@@ -1365,6 +2102,1204 @@
         </w:rPr>
         <w:t>METODY</w:t>
       </w:r>
+    </w:p>
+    <w:p>
+      <w:pPr>
+        <w:rPr>
+          <w:rFonts w:ascii="Times New Roman" w:hAnsi="Times New Roman" w:cs="Times New Roman"/>
+          <w:sz w:val="28"/>
+          <w:szCs w:val="28"/>
+        </w:rPr>
+      </w:pPr>
+    </w:p>
+    <w:p>
+      <w:pPr>
+        <w:pStyle w:val="Akapitzlist"/>
+        <w:numPr>
+          <w:ilvl w:val="0"/>
+          <w:numId w:val="1"/>
+        </w:numPr>
+        <w:spacing w:before="240"/>
+        <w:rPr>
+          <w:rFonts w:ascii="Times New Roman" w:hAnsi="Times New Roman" w:cs="Times New Roman"/>
+          <w:sz w:val="28"/>
+          <w:szCs w:val="28"/>
+        </w:rPr>
+      </w:pPr>
+      <w:r>
+        <w:rPr>
+          <w:rFonts w:ascii="Times New Roman" w:hAnsi="Times New Roman" w:cs="Times New Roman"/>
+          <w:sz w:val="28"/>
+          <w:szCs w:val="28"/>
+        </w:rPr>
+        <w:t>WYNIKI I DYSKUSJA</w:t>
+      </w:r>
+    </w:p>
+    <w:p>
+      <w:pPr>
+        <w:spacing w:before="240"/>
+        <w:ind w:firstLine="360"/>
+        <w:jc w:val="both"/>
+        <w:rPr>
+          <w:rFonts w:ascii="Times New Roman" w:hAnsi="Times New Roman" w:cs="Times New Roman"/>
+          <w:sz w:val="24"/>
+          <w:szCs w:val="24"/>
+        </w:rPr>
+      </w:pPr>
+      <w:r>
+        <w:rPr>
+          <w:rFonts w:ascii="Times New Roman" w:hAnsi="Times New Roman" w:cs="Times New Roman"/>
+          <w:sz w:val="24"/>
+          <w:szCs w:val="24"/>
+        </w:rPr>
+        <w:t xml:space="preserve">W tej sekcji szczegółowo omawiamy wyniki wszystkich modeli: regresji liniowej, regresji logistycznej, KNN oraz SVM. Dla modeli KNN i SVM przetestowaliśmy również wpływ różnych wariantów przetwarzania danych – bez skalowania, z normalizacją i ze standaryzacją. Przeanalizowano cztery kluczowe metryki: </w:t>
+      </w:r>
+      <w:proofErr w:type="spellStart"/>
+      <w:r>
+        <w:rPr>
+          <w:rFonts w:ascii="Times New Roman" w:hAnsi="Times New Roman" w:cs="Times New Roman"/>
+          <w:sz w:val="24"/>
+          <w:szCs w:val="24"/>
+        </w:rPr>
+        <w:t>Accuracy</w:t>
+      </w:r>
+      <w:proofErr w:type="spellEnd"/>
+      <w:r>
+        <w:rPr>
+          <w:rFonts w:ascii="Times New Roman" w:hAnsi="Times New Roman" w:cs="Times New Roman"/>
+          <w:sz w:val="24"/>
+          <w:szCs w:val="24"/>
+        </w:rPr>
+        <w:t xml:space="preserve">, Precision, </w:t>
+      </w:r>
+      <w:proofErr w:type="spellStart"/>
+      <w:r>
+        <w:rPr>
+          <w:rFonts w:ascii="Times New Roman" w:hAnsi="Times New Roman" w:cs="Times New Roman"/>
+          <w:sz w:val="24"/>
+          <w:szCs w:val="24"/>
+        </w:rPr>
+        <w:t>Recall</w:t>
+      </w:r>
+      <w:proofErr w:type="spellEnd"/>
+      <w:r>
+        <w:rPr>
+          <w:rFonts w:ascii="Times New Roman" w:hAnsi="Times New Roman" w:cs="Times New Roman"/>
+          <w:sz w:val="24"/>
+          <w:szCs w:val="24"/>
+        </w:rPr>
+        <w:t xml:space="preserve"> oraz F1 </w:t>
+      </w:r>
+      <w:proofErr w:type="spellStart"/>
+      <w:r>
+        <w:rPr>
+          <w:rFonts w:ascii="Times New Roman" w:hAnsi="Times New Roman" w:cs="Times New Roman"/>
+          <w:sz w:val="24"/>
+          <w:szCs w:val="24"/>
+        </w:rPr>
+        <w:t>Score</w:t>
+      </w:r>
+      <w:proofErr w:type="spellEnd"/>
+      <w:r>
+        <w:rPr>
+          <w:rFonts w:ascii="Times New Roman" w:hAnsi="Times New Roman" w:cs="Times New Roman"/>
+          <w:sz w:val="24"/>
+          <w:szCs w:val="24"/>
+        </w:rPr>
+        <w:t>. Wyniki dla każdego wariantu zostały zilustrowane na wykresach.</w:t>
+      </w:r>
+    </w:p>
+    <w:p>
+      <w:pPr>
+        <w:numPr>
+          <w:ilvl w:val="0"/>
+          <w:numId w:val="5"/>
+        </w:numPr>
+        <w:jc w:val="both"/>
+        <w:rPr>
+          <w:rFonts w:ascii="Times New Roman" w:hAnsi="Times New Roman" w:cs="Times New Roman"/>
+          <w:sz w:val="24"/>
+          <w:szCs w:val="24"/>
+        </w:rPr>
+      </w:pPr>
+      <w:r>
+        <w:rPr>
+          <w:rFonts w:ascii="Times New Roman" w:hAnsi="Times New Roman" w:cs="Times New Roman"/>
+          <w:sz w:val="24"/>
+          <w:szCs w:val="24"/>
+        </w:rPr>
+        <w:t>Regresja Liniowa:</w:t>
+      </w:r>
+    </w:p>
+    <w:p>
+      <w:pPr>
+        <w:ind w:left="720"/>
+        <w:jc w:val="both"/>
+        <w:rPr>
+          <w:rFonts w:ascii="Times New Roman" w:hAnsi="Times New Roman" w:cs="Times New Roman"/>
+          <w:color w:val="FF0000"/>
+          <w:sz w:val="24"/>
+          <w:szCs w:val="24"/>
+        </w:rPr>
+      </w:pPr>
+      <w:r>
+        <w:rPr>
+          <w:rFonts w:ascii="Times New Roman" w:hAnsi="Times New Roman" w:cs="Times New Roman"/>
+          <w:color w:val="FF0000"/>
+          <w:sz w:val="24"/>
+          <w:szCs w:val="24"/>
+        </w:rPr>
+        <w:t>Tu przeanalizować wyniki dla regresji liniowej</w:t>
+      </w:r>
+    </w:p>
+    <w:p>
+      <w:pPr>
+        <w:numPr>
+          <w:ilvl w:val="0"/>
+          <w:numId w:val="5"/>
+        </w:numPr>
+        <w:jc w:val="both"/>
+        <w:rPr>
+          <w:rFonts w:ascii="Times New Roman" w:hAnsi="Times New Roman" w:cs="Times New Roman"/>
+          <w:sz w:val="24"/>
+          <w:szCs w:val="24"/>
+        </w:rPr>
+      </w:pPr>
+      <w:r>
+        <w:rPr>
+          <w:rFonts w:ascii="Times New Roman" w:hAnsi="Times New Roman" w:cs="Times New Roman"/>
+          <w:sz w:val="24"/>
+          <w:szCs w:val="24"/>
+        </w:rPr>
+        <w:t>Regresja Logistyczna:</w:t>
+      </w:r>
+    </w:p>
+    <w:p>
+      <w:pPr>
+        <w:ind w:firstLine="360"/>
+        <w:jc w:val="both"/>
+        <w:rPr>
+          <w:rFonts w:ascii="Times New Roman" w:hAnsi="Times New Roman" w:cs="Times New Roman"/>
+          <w:sz w:val="24"/>
+          <w:szCs w:val="24"/>
+        </w:rPr>
+      </w:pPr>
+      <w:r>
+        <w:rPr>
+          <w:rFonts w:ascii="Times New Roman" w:hAnsi="Times New Roman" w:cs="Times New Roman"/>
+          <w:sz w:val="24"/>
+          <w:szCs w:val="24"/>
+        </w:rPr>
+        <w:t>Regresja logistyczna, będąc modelem liniowym dla klasyfikacji, została zastosowana do przewidywania, czy wynik egzaminu przekroczył 70%. Wyniki są następujące:</w:t>
+      </w:r>
+    </w:p>
+    <w:p>
+      <w:pPr>
+        <w:jc w:val="center"/>
+        <w:rPr>
+          <w:rFonts w:ascii="Times New Roman" w:hAnsi="Times New Roman" w:cs="Times New Roman"/>
+          <w:sz w:val="24"/>
+          <w:szCs w:val="24"/>
+        </w:rPr>
+      </w:pPr>
+      <w:r>
+        <w:rPr>
+          <w:rFonts w:ascii="Times New Roman" w:hAnsi="Times New Roman" w:cs="Times New Roman"/>
+          <w:sz w:val="24"/>
+          <w:szCs w:val="24"/>
+        </w:rPr>
+        <w:drawing>
+          <wp:inline distT="0" distB="0" distL="0" distR="0" wp14:anchorId="5AB7CBE6" wp14:editId="758F31CB">
+            <wp:extent cx="4381500" cy="1818440"/>
+            <wp:effectExtent l="0" t="0" r="0" b="0"/>
+            <wp:docPr id="1537657963" name="Obraz 1" descr="Obraz zawierający tekst, zrzut ekranu, Czcionka, numer&#10;&#10;Opis wygenerowany automatycznie"/>
+            <wp:cNvGraphicFramePr>
+              <a:graphicFrameLocks xmlns:a="http://schemas.openxmlformats.org/drawingml/2006/main" noChangeAspect="1"/>
+            </wp:cNvGraphicFramePr>
+            <a:graphic xmlns:a="http://schemas.openxmlformats.org/drawingml/2006/main">
+              <a:graphicData uri="http://schemas.openxmlformats.org/drawingml/2006/picture">
+                <pic:pic xmlns:pic="http://schemas.openxmlformats.org/drawingml/2006/picture">
+                  <pic:nvPicPr>
+                    <pic:cNvPr id="1537657963" name="Obraz 1" descr="Obraz zawierający tekst, zrzut ekranu, Czcionka, numer&#10;&#10;Opis wygenerowany automatycznie"/>
+                    <pic:cNvPicPr/>
+                  </pic:nvPicPr>
+                  <pic:blipFill>
+                    <a:blip r:embed="rId5"/>
+                    <a:stretch>
+                      <a:fillRect/>
+                    </a:stretch>
+                  </pic:blipFill>
+                  <pic:spPr>
+                    <a:xfrm>
+                      <a:off x="0" y="0"/>
+                      <a:ext cx="4396488" cy="1824660"/>
+                    </a:xfrm>
+                    <a:prstGeom prst="rect">
+                      <a:avLst/>
+                    </a:prstGeom>
+                  </pic:spPr>
+                </pic:pic>
+              </a:graphicData>
+            </a:graphic>
+          </wp:inline>
+        </w:drawing>
+      </w:r>
+    </w:p>
+    <w:p>
+      <w:pPr>
+        <w:jc w:val="center"/>
+        <w:rPr>
+          <w:rFonts w:ascii="Times New Roman" w:hAnsi="Times New Roman" w:cs="Times New Roman"/>
+          <w:color w:val="FF0000"/>
+          <w:sz w:val="24"/>
+          <w:szCs w:val="24"/>
+        </w:rPr>
+      </w:pPr>
+      <w:proofErr w:type="spellStart"/>
+      <w:r>
+        <w:rPr>
+          <w:rFonts w:ascii="Times New Roman" w:hAnsi="Times New Roman" w:cs="Times New Roman"/>
+          <w:color w:val="FF0000"/>
+          <w:sz w:val="24"/>
+          <w:szCs w:val="24"/>
+        </w:rPr>
+        <w:t>Dodac</w:t>
+      </w:r>
+      <w:proofErr w:type="spellEnd"/>
+      <w:r>
+        <w:rPr>
+          <w:rFonts w:ascii="Times New Roman" w:hAnsi="Times New Roman" w:cs="Times New Roman"/>
+          <w:color w:val="FF0000"/>
+          <w:sz w:val="24"/>
+          <w:szCs w:val="24"/>
+        </w:rPr>
+        <w:t xml:space="preserve"> </w:t>
+      </w:r>
+      <w:proofErr w:type="spellStart"/>
+      <w:r>
+        <w:rPr>
+          <w:rFonts w:ascii="Times New Roman" w:hAnsi="Times New Roman" w:cs="Times New Roman"/>
+          <w:color w:val="FF0000"/>
+          <w:sz w:val="24"/>
+          <w:szCs w:val="24"/>
+        </w:rPr>
+        <w:t>confusion</w:t>
+      </w:r>
+      <w:proofErr w:type="spellEnd"/>
+      <w:r>
+        <w:rPr>
+          <w:rFonts w:ascii="Times New Roman" w:hAnsi="Times New Roman" w:cs="Times New Roman"/>
+          <w:color w:val="FF0000"/>
+          <w:sz w:val="24"/>
+          <w:szCs w:val="24"/>
+        </w:rPr>
+        <w:t xml:space="preserve"> matrix?</w:t>
+      </w:r>
+    </w:p>
+    <w:p>
+      <w:pPr>
+        <w:ind w:firstLine="708"/>
+        <w:jc w:val="both"/>
+        <w:rPr>
+          <w:rFonts w:ascii="Times New Roman" w:hAnsi="Times New Roman" w:cs="Times New Roman"/>
+          <w:sz w:val="24"/>
+          <w:szCs w:val="24"/>
+        </w:rPr>
+      </w:pPr>
+      <w:proofErr w:type="spellStart"/>
+      <w:r>
+        <w:rPr>
+          <w:rFonts w:ascii="Times New Roman" w:hAnsi="Times New Roman" w:cs="Times New Roman"/>
+          <w:sz w:val="24"/>
+          <w:szCs w:val="24"/>
+        </w:rPr>
+        <w:t>Accuracy</w:t>
+      </w:r>
+      <w:proofErr w:type="spellEnd"/>
+      <w:r>
+        <w:rPr>
+          <w:rFonts w:ascii="Times New Roman" w:hAnsi="Times New Roman" w:cs="Times New Roman"/>
+          <w:sz w:val="24"/>
+          <w:szCs w:val="24"/>
+        </w:rPr>
+        <w:t xml:space="preserve"> modelu logistycznego wynosi 94%, co jest bardzo dobrym wynikiem, wskazującym na wysoki poziom poprawnych przewidywań.</w:t>
+      </w:r>
+      <w:r>
+        <w:rPr>
+          <w:rFonts w:ascii="Times New Roman" w:hAnsi="Times New Roman" w:cs="Times New Roman"/>
+          <w:sz w:val="24"/>
+          <w:szCs w:val="24"/>
+        </w:rPr>
+        <w:t xml:space="preserve"> </w:t>
+      </w:r>
+      <w:r>
+        <w:rPr>
+          <w:rFonts w:ascii="Times New Roman" w:hAnsi="Times New Roman" w:cs="Times New Roman"/>
+          <w:sz w:val="24"/>
+          <w:szCs w:val="24"/>
+        </w:rPr>
+        <w:t xml:space="preserve">Wartości Precision i </w:t>
+      </w:r>
+      <w:proofErr w:type="spellStart"/>
+      <w:r>
+        <w:rPr>
+          <w:rFonts w:ascii="Times New Roman" w:hAnsi="Times New Roman" w:cs="Times New Roman"/>
+          <w:sz w:val="24"/>
+          <w:szCs w:val="24"/>
+        </w:rPr>
+        <w:t>Recall</w:t>
+      </w:r>
+      <w:proofErr w:type="spellEnd"/>
+      <w:r>
+        <w:rPr>
+          <w:rFonts w:ascii="Times New Roman" w:hAnsi="Times New Roman" w:cs="Times New Roman"/>
+          <w:sz w:val="24"/>
+          <w:szCs w:val="24"/>
+        </w:rPr>
+        <w:t xml:space="preserve"> są wyższe dla klasy 0 (wynik poniżej 70%) niż dla klasy 1, co może oznaczać, że model lepiej rozpoznaje uczniów z niższymi wynikami.</w:t>
+      </w:r>
+      <w:r>
+        <w:rPr>
+          <w:rFonts w:ascii="Times New Roman" w:hAnsi="Times New Roman" w:cs="Times New Roman"/>
+          <w:sz w:val="24"/>
+          <w:szCs w:val="24"/>
+        </w:rPr>
+        <w:t xml:space="preserve"> </w:t>
+      </w:r>
+      <w:r>
+        <w:rPr>
+          <w:rFonts w:ascii="Times New Roman" w:hAnsi="Times New Roman" w:cs="Times New Roman"/>
+          <w:sz w:val="24"/>
+          <w:szCs w:val="24"/>
+        </w:rPr>
+        <w:t xml:space="preserve">F1 </w:t>
+      </w:r>
+      <w:proofErr w:type="spellStart"/>
+      <w:r>
+        <w:rPr>
+          <w:rFonts w:ascii="Times New Roman" w:hAnsi="Times New Roman" w:cs="Times New Roman"/>
+          <w:sz w:val="24"/>
+          <w:szCs w:val="24"/>
+        </w:rPr>
+        <w:t>Score</w:t>
+      </w:r>
+      <w:proofErr w:type="spellEnd"/>
+      <w:r>
+        <w:rPr>
+          <w:rFonts w:ascii="Times New Roman" w:hAnsi="Times New Roman" w:cs="Times New Roman"/>
+          <w:sz w:val="24"/>
+          <w:szCs w:val="24"/>
+        </w:rPr>
+        <w:t xml:space="preserve"> dla klasy 1 (88%) wskazuje na pewną nierównowagę w zdolności modelu do klasyfikowania wyników powyżej 70%.</w:t>
+      </w:r>
+      <w:r>
+        <w:rPr>
+          <w:rFonts w:ascii="Times New Roman" w:hAnsi="Times New Roman" w:cs="Times New Roman"/>
+          <w:sz w:val="24"/>
+          <w:szCs w:val="24"/>
+        </w:rPr>
+        <w:t xml:space="preserve"> </w:t>
+      </w:r>
+      <w:r>
+        <w:rPr>
+          <w:rFonts w:ascii="Times New Roman" w:hAnsi="Times New Roman" w:cs="Times New Roman"/>
+          <w:sz w:val="24"/>
+          <w:szCs w:val="24"/>
+        </w:rPr>
+        <w:t xml:space="preserve">Regresja logistyczna wykazała się zrównoważonymi wartościami Precision, </w:t>
+      </w:r>
+      <w:proofErr w:type="spellStart"/>
+      <w:r>
+        <w:rPr>
+          <w:rFonts w:ascii="Times New Roman" w:hAnsi="Times New Roman" w:cs="Times New Roman"/>
+          <w:sz w:val="24"/>
+          <w:szCs w:val="24"/>
+        </w:rPr>
+        <w:t>Recall</w:t>
+      </w:r>
+      <w:proofErr w:type="spellEnd"/>
+      <w:r>
+        <w:rPr>
+          <w:rFonts w:ascii="Times New Roman" w:hAnsi="Times New Roman" w:cs="Times New Roman"/>
+          <w:sz w:val="24"/>
+          <w:szCs w:val="24"/>
+        </w:rPr>
+        <w:t xml:space="preserve"> oraz F1 </w:t>
+      </w:r>
+      <w:proofErr w:type="spellStart"/>
+      <w:r>
+        <w:rPr>
+          <w:rFonts w:ascii="Times New Roman" w:hAnsi="Times New Roman" w:cs="Times New Roman"/>
+          <w:sz w:val="24"/>
+          <w:szCs w:val="24"/>
+        </w:rPr>
+        <w:t>Score</w:t>
+      </w:r>
+      <w:proofErr w:type="spellEnd"/>
+      <w:r>
+        <w:rPr>
+          <w:rFonts w:ascii="Times New Roman" w:hAnsi="Times New Roman" w:cs="Times New Roman"/>
+          <w:sz w:val="24"/>
+          <w:szCs w:val="24"/>
+        </w:rPr>
+        <w:t>, co czyni ją skuteczną metodą bazową. Jako model liniowy jest mniej wrażliwa na skalowanie niż KNN i SVM, dlatego pozostała bez dodatkowego przetwarzania danych.</w:t>
+      </w:r>
+    </w:p>
+    <w:p>
+      <w:pPr>
+        <w:rPr>
+          <w:rFonts w:ascii="Times New Roman" w:hAnsi="Times New Roman" w:cs="Times New Roman"/>
+          <w:sz w:val="24"/>
+          <w:szCs w:val="24"/>
+        </w:rPr>
+      </w:pPr>
+      <w:r>
+        <w:rPr>
+          <w:rFonts w:ascii="Times New Roman" w:hAnsi="Times New Roman" w:cs="Times New Roman"/>
+          <w:sz w:val="24"/>
+          <w:szCs w:val="24"/>
+        </w:rPr>
+        <w:br w:type="page"/>
+      </w:r>
+    </w:p>
+    <w:p>
+      <w:pPr>
+        <w:pStyle w:val="Akapitzlist"/>
+        <w:numPr>
+          <w:ilvl w:val="0"/>
+          <w:numId w:val="5"/>
+        </w:numPr>
+        <w:jc w:val="both"/>
+        <w:rPr>
+          <w:rFonts w:ascii="Times New Roman" w:hAnsi="Times New Roman" w:cs="Times New Roman"/>
+          <w:sz w:val="24"/>
+          <w:szCs w:val="24"/>
+        </w:rPr>
+      </w:pPr>
+      <w:r>
+        <w:rPr>
+          <w:rFonts w:ascii="Times New Roman" w:hAnsi="Times New Roman" w:cs="Times New Roman"/>
+          <w:sz w:val="24"/>
+          <w:szCs w:val="24"/>
+        </w:rPr>
+        <w:lastRenderedPageBreak/>
+        <w:t>KNN:</w:t>
+      </w:r>
+    </w:p>
+    <w:p>
+      <w:pPr>
+        <w:jc w:val="both"/>
+        <w:rPr>
+          <w:rFonts w:ascii="Times New Roman" w:hAnsi="Times New Roman" w:cs="Times New Roman"/>
+          <w:sz w:val="24"/>
+          <w:szCs w:val="24"/>
+        </w:rPr>
+      </w:pPr>
+      <w:r>
+        <w:rPr>
+          <w:rFonts w:ascii="Times New Roman" w:hAnsi="Times New Roman" w:cs="Times New Roman"/>
+          <w:sz w:val="24"/>
+          <w:szCs w:val="24"/>
+        </w:rPr>
+        <w:t>Na początkowym etapie przetestowaliśmy modele KNN na oryginalnych, nieskalowanych danych. Oto uzyskane wyniki dla każdej metryki:</w:t>
+      </w:r>
+    </w:p>
+    <w:p>
+      <w:pPr>
+        <w:jc w:val="center"/>
+        <w:rPr>
+          <w:rFonts w:ascii="Times New Roman" w:hAnsi="Times New Roman" w:cs="Times New Roman"/>
+          <w:sz w:val="24"/>
+          <w:szCs w:val="24"/>
+        </w:rPr>
+      </w:pPr>
+      <w:r>
+        <w:rPr>
+          <w:rFonts w:ascii="Times New Roman" w:hAnsi="Times New Roman" w:cs="Times New Roman"/>
+          <w:sz w:val="24"/>
+          <w:szCs w:val="24"/>
+        </w:rPr>
+        <w:drawing>
+          <wp:inline distT="0" distB="0" distL="0" distR="0" wp14:anchorId="522896DD" wp14:editId="5A1FB73C">
+            <wp:extent cx="4048124" cy="1905000"/>
+            <wp:effectExtent l="0" t="0" r="0" b="0"/>
+            <wp:docPr id="1372702373" name="Obraz 1" descr="Obraz zawierający tekst, zrzut ekranu, Czcionka&#10;&#10;Opis wygenerowany automatycznie"/>
+            <wp:cNvGraphicFramePr>
+              <a:graphicFrameLocks xmlns:a="http://schemas.openxmlformats.org/drawingml/2006/main" noChangeAspect="1"/>
+            </wp:cNvGraphicFramePr>
+            <a:graphic xmlns:a="http://schemas.openxmlformats.org/drawingml/2006/main">
+              <a:graphicData uri="http://schemas.openxmlformats.org/drawingml/2006/picture">
+                <pic:pic xmlns:pic="http://schemas.openxmlformats.org/drawingml/2006/picture">
+                  <pic:nvPicPr>
+                    <pic:cNvPr id="1372702373" name="Obraz 1" descr="Obraz zawierający tekst, zrzut ekranu, Czcionka&#10;&#10;Opis wygenerowany automatycznie"/>
+                    <pic:cNvPicPr/>
+                  </pic:nvPicPr>
+                  <pic:blipFill>
+                    <a:blip r:embed="rId6"/>
+                    <a:stretch>
+                      <a:fillRect/>
+                    </a:stretch>
+                  </pic:blipFill>
+                  <pic:spPr>
+                    <a:xfrm>
+                      <a:off x="0" y="0"/>
+                      <a:ext cx="4056137" cy="1908771"/>
+                    </a:xfrm>
+                    <a:prstGeom prst="rect">
+                      <a:avLst/>
+                    </a:prstGeom>
+                  </pic:spPr>
+                </pic:pic>
+              </a:graphicData>
+            </a:graphic>
+          </wp:inline>
+        </w:drawing>
+      </w:r>
+    </w:p>
+    <w:p>
+      <w:pPr>
+        <w:ind w:firstLine="708"/>
+        <w:rPr>
+          <w:rFonts w:ascii="Times New Roman" w:hAnsi="Times New Roman" w:cs="Times New Roman"/>
+          <w:sz w:val="24"/>
+          <w:szCs w:val="24"/>
+        </w:rPr>
+      </w:pPr>
+      <w:r>
+        <w:rPr>
+          <w:rFonts w:ascii="Times New Roman" w:hAnsi="Times New Roman" w:cs="Times New Roman"/>
+          <w:sz w:val="24"/>
+          <w:szCs w:val="24"/>
+        </w:rPr>
+        <w:t xml:space="preserve">KNN osiągnął dobrą skuteczność na oryginalnych danych, z wysokimi wartościami wszystkich metryk. Wynik ten sugeruje, że model dobrze radzi sobie z klasyfikacją na danych w ich oryginalnej formie. Niewielkie różnice między Precision, </w:t>
+      </w:r>
+      <w:proofErr w:type="spellStart"/>
+      <w:r>
+        <w:rPr>
+          <w:rFonts w:ascii="Times New Roman" w:hAnsi="Times New Roman" w:cs="Times New Roman"/>
+          <w:sz w:val="24"/>
+          <w:szCs w:val="24"/>
+        </w:rPr>
+        <w:t>Recall</w:t>
+      </w:r>
+      <w:proofErr w:type="spellEnd"/>
+      <w:r>
+        <w:rPr>
+          <w:rFonts w:ascii="Times New Roman" w:hAnsi="Times New Roman" w:cs="Times New Roman"/>
+          <w:sz w:val="24"/>
+          <w:szCs w:val="24"/>
+        </w:rPr>
+        <w:t xml:space="preserve"> i F1 </w:t>
+      </w:r>
+      <w:proofErr w:type="spellStart"/>
+      <w:r>
+        <w:rPr>
+          <w:rFonts w:ascii="Times New Roman" w:hAnsi="Times New Roman" w:cs="Times New Roman"/>
+          <w:sz w:val="24"/>
+          <w:szCs w:val="24"/>
+        </w:rPr>
+        <w:t>Score</w:t>
+      </w:r>
+      <w:proofErr w:type="spellEnd"/>
+      <w:r>
+        <w:rPr>
+          <w:rFonts w:ascii="Times New Roman" w:hAnsi="Times New Roman" w:cs="Times New Roman"/>
+          <w:sz w:val="24"/>
+          <w:szCs w:val="24"/>
+        </w:rPr>
+        <w:t xml:space="preserve"> wskazują na zrównoważoną zdolność do przewidywania obu klas (0 i 1).</w:t>
+      </w:r>
+    </w:p>
+    <w:p>
+      <w:pPr>
+        <w:pStyle w:val="Akapitzlist"/>
+        <w:numPr>
+          <w:ilvl w:val="0"/>
+          <w:numId w:val="5"/>
+        </w:numPr>
+        <w:jc w:val="both"/>
+        <w:rPr>
+          <w:rFonts w:ascii="Times New Roman" w:hAnsi="Times New Roman" w:cs="Times New Roman"/>
+          <w:sz w:val="24"/>
+          <w:szCs w:val="24"/>
+        </w:rPr>
+      </w:pPr>
+      <w:r>
+        <w:rPr>
+          <w:rFonts w:ascii="Times New Roman" w:hAnsi="Times New Roman" w:cs="Times New Roman"/>
+          <w:sz w:val="24"/>
+          <w:szCs w:val="24"/>
+        </w:rPr>
+        <w:t>SVM:</w:t>
+      </w:r>
+    </w:p>
+    <w:p>
+      <w:pPr>
+        <w:jc w:val="both"/>
+        <w:rPr>
+          <w:rFonts w:ascii="Times New Roman" w:hAnsi="Times New Roman" w:cs="Times New Roman"/>
+          <w:sz w:val="24"/>
+          <w:szCs w:val="24"/>
+        </w:rPr>
+      </w:pPr>
+      <w:r>
+        <w:rPr>
+          <w:rFonts w:ascii="Times New Roman" w:hAnsi="Times New Roman" w:cs="Times New Roman"/>
+          <w:sz w:val="24"/>
+          <w:szCs w:val="24"/>
+        </w:rPr>
+        <w:t>Uzyskane wyniki dla modelu SVM dla oryginalnych, nieskalowanych danych:</w:t>
+      </w:r>
+    </w:p>
+    <w:p>
+      <w:pPr>
+        <w:jc w:val="center"/>
+        <w:rPr>
+          <w:rFonts w:ascii="Times New Roman" w:hAnsi="Times New Roman" w:cs="Times New Roman"/>
+          <w:sz w:val="24"/>
+          <w:szCs w:val="24"/>
+        </w:rPr>
+      </w:pPr>
+      <w:r>
+        <w:rPr>
+          <w:rFonts w:ascii="Times New Roman" w:hAnsi="Times New Roman" w:cs="Times New Roman"/>
+          <w:sz w:val="24"/>
+          <w:szCs w:val="24"/>
+        </w:rPr>
+        <w:drawing>
+          <wp:inline distT="0" distB="0" distL="0" distR="0" wp14:anchorId="0791B1ED" wp14:editId="37479C91">
+            <wp:extent cx="4152265" cy="2054202"/>
+            <wp:effectExtent l="0" t="0" r="635" b="3810"/>
+            <wp:docPr id="1542810533" name="Obraz 1" descr="Obraz zawierający tekst, zrzut ekranu, Czcionka&#10;&#10;Opis wygenerowany automatycznie"/>
+            <wp:cNvGraphicFramePr>
+              <a:graphicFrameLocks xmlns:a="http://schemas.openxmlformats.org/drawingml/2006/main" noChangeAspect="1"/>
+            </wp:cNvGraphicFramePr>
+            <a:graphic xmlns:a="http://schemas.openxmlformats.org/drawingml/2006/main">
+              <a:graphicData uri="http://schemas.openxmlformats.org/drawingml/2006/picture">
+                <pic:pic xmlns:pic="http://schemas.openxmlformats.org/drawingml/2006/picture">
+                  <pic:nvPicPr>
+                    <pic:cNvPr id="1542810533" name="Obraz 1" descr="Obraz zawierający tekst, zrzut ekranu, Czcionka&#10;&#10;Opis wygenerowany automatycznie"/>
+                    <pic:cNvPicPr/>
+                  </pic:nvPicPr>
+                  <pic:blipFill>
+                    <a:blip r:embed="rId7"/>
+                    <a:stretch>
+                      <a:fillRect/>
+                    </a:stretch>
+                  </pic:blipFill>
+                  <pic:spPr>
+                    <a:xfrm>
+                      <a:off x="0" y="0"/>
+                      <a:ext cx="4170002" cy="2062977"/>
+                    </a:xfrm>
+                    <a:prstGeom prst="rect">
+                      <a:avLst/>
+                    </a:prstGeom>
+                  </pic:spPr>
+                </pic:pic>
+              </a:graphicData>
+            </a:graphic>
+          </wp:inline>
+        </w:drawing>
+      </w:r>
+    </w:p>
+    <w:p>
+      <w:pPr>
+        <w:ind w:firstLine="708"/>
+        <w:jc w:val="both"/>
+        <w:rPr>
+          <w:rFonts w:ascii="Times New Roman" w:hAnsi="Times New Roman" w:cs="Times New Roman"/>
+          <w:sz w:val="24"/>
+          <w:szCs w:val="24"/>
+        </w:rPr>
+      </w:pPr>
+      <w:r>
+        <w:rPr>
+          <w:rFonts w:ascii="Times New Roman" w:hAnsi="Times New Roman" w:cs="Times New Roman"/>
+          <w:sz w:val="24"/>
+          <w:szCs w:val="24"/>
+        </w:rPr>
+        <w:t>SVM uzyskał nieco wyższą dokładność (88,20%) niż KNN, co może wskazywać na jego lepszą zdolność do identyfikacji klas na oryginalnych danych. Jednak różnice w wartościach metryk są niewielkie, co sugeruje, że oba modele działają podobnie skutecznie na danych bez przeskalowania</w:t>
+      </w:r>
+      <w:r>
+        <w:rPr>
+          <w:rFonts w:ascii="Times New Roman" w:hAnsi="Times New Roman" w:cs="Times New Roman"/>
+          <w:sz w:val="24"/>
+          <w:szCs w:val="24"/>
+        </w:rPr>
+        <w:t>.</w:t>
+      </w:r>
+    </w:p>
+    <w:p>
+      <w:pPr>
+        <w:pStyle w:val="Akapitzlist"/>
+        <w:numPr>
+          <w:ilvl w:val="0"/>
+          <w:numId w:val="5"/>
+        </w:numPr>
+        <w:jc w:val="both"/>
+        <w:rPr>
+          <w:rFonts w:ascii="Times New Roman" w:hAnsi="Times New Roman" w:cs="Times New Roman"/>
+          <w:sz w:val="24"/>
+          <w:szCs w:val="24"/>
+        </w:rPr>
+      </w:pPr>
+      <w:r>
+        <w:rPr>
+          <w:rFonts w:ascii="Times New Roman" w:hAnsi="Times New Roman" w:cs="Times New Roman"/>
+          <w:sz w:val="24"/>
+          <w:szCs w:val="24"/>
+        </w:rPr>
+        <w:t>Normalizacja i standaryzacja danych:</w:t>
+      </w:r>
+    </w:p>
+    <w:p>
+      <w:pPr>
+        <w:ind w:firstLine="708"/>
+        <w:jc w:val="both"/>
+        <w:rPr>
+          <w:rFonts w:ascii="Times New Roman" w:hAnsi="Times New Roman" w:cs="Times New Roman"/>
+          <w:sz w:val="24"/>
+          <w:szCs w:val="24"/>
+        </w:rPr>
+      </w:pPr>
+      <w:r>
+        <w:rPr>
+          <w:rFonts w:ascii="Times New Roman" w:hAnsi="Times New Roman" w:cs="Times New Roman"/>
+          <w:sz w:val="24"/>
+          <w:szCs w:val="24"/>
+        </w:rPr>
+        <w:t>W kolejnym kroku przetestowaliśmy modele KNN i SVM na danych przeskalowanych za pomocą dwóch metod: normalizacji (</w:t>
+      </w:r>
+      <w:proofErr w:type="spellStart"/>
+      <w:r>
+        <w:rPr>
+          <w:rFonts w:ascii="Times New Roman" w:hAnsi="Times New Roman" w:cs="Times New Roman"/>
+          <w:sz w:val="24"/>
+          <w:szCs w:val="24"/>
+        </w:rPr>
+        <w:t>MinMaxScaler</w:t>
+      </w:r>
+      <w:proofErr w:type="spellEnd"/>
+      <w:r>
+        <w:rPr>
+          <w:rFonts w:ascii="Times New Roman" w:hAnsi="Times New Roman" w:cs="Times New Roman"/>
+          <w:sz w:val="24"/>
+          <w:szCs w:val="24"/>
+        </w:rPr>
+        <w:t>) oraz standaryzacji (</w:t>
+      </w:r>
+      <w:proofErr w:type="spellStart"/>
+      <w:r>
+        <w:rPr>
+          <w:rFonts w:ascii="Times New Roman" w:hAnsi="Times New Roman" w:cs="Times New Roman"/>
+          <w:sz w:val="24"/>
+          <w:szCs w:val="24"/>
+        </w:rPr>
+        <w:t>StandardScaler</w:t>
+      </w:r>
+      <w:proofErr w:type="spellEnd"/>
+      <w:r>
+        <w:rPr>
+          <w:rFonts w:ascii="Times New Roman" w:hAnsi="Times New Roman" w:cs="Times New Roman"/>
+          <w:sz w:val="24"/>
+          <w:szCs w:val="24"/>
+        </w:rPr>
+        <w:t xml:space="preserve">). Celem tego kroku było sprawdzenie, jak różne techniki skalowania wpływają na wyniki tych modeli. Na poniższych wykresach przedstawiono wyniki dla metryk </w:t>
+      </w:r>
+      <w:proofErr w:type="spellStart"/>
+      <w:r>
+        <w:rPr>
+          <w:rFonts w:ascii="Times New Roman" w:hAnsi="Times New Roman" w:cs="Times New Roman"/>
+          <w:sz w:val="24"/>
+          <w:szCs w:val="24"/>
+        </w:rPr>
+        <w:t>Accuracy</w:t>
+      </w:r>
+      <w:proofErr w:type="spellEnd"/>
+      <w:r>
+        <w:rPr>
+          <w:rFonts w:ascii="Times New Roman" w:hAnsi="Times New Roman" w:cs="Times New Roman"/>
+          <w:sz w:val="24"/>
+          <w:szCs w:val="24"/>
+        </w:rPr>
+        <w:t xml:space="preserve">, Precision, </w:t>
+      </w:r>
+      <w:proofErr w:type="spellStart"/>
+      <w:r>
+        <w:rPr>
+          <w:rFonts w:ascii="Times New Roman" w:hAnsi="Times New Roman" w:cs="Times New Roman"/>
+          <w:sz w:val="24"/>
+          <w:szCs w:val="24"/>
+        </w:rPr>
+        <w:t>Recall</w:t>
+      </w:r>
+      <w:proofErr w:type="spellEnd"/>
+      <w:r>
+        <w:rPr>
+          <w:rFonts w:ascii="Times New Roman" w:hAnsi="Times New Roman" w:cs="Times New Roman"/>
+          <w:sz w:val="24"/>
+          <w:szCs w:val="24"/>
+        </w:rPr>
+        <w:t xml:space="preserve"> oraz F1 </w:t>
+      </w:r>
+      <w:proofErr w:type="spellStart"/>
+      <w:r>
+        <w:rPr>
+          <w:rFonts w:ascii="Times New Roman" w:hAnsi="Times New Roman" w:cs="Times New Roman"/>
+          <w:sz w:val="24"/>
+          <w:szCs w:val="24"/>
+        </w:rPr>
+        <w:t>Score</w:t>
+      </w:r>
+      <w:proofErr w:type="spellEnd"/>
+      <w:r>
+        <w:rPr>
+          <w:rFonts w:ascii="Times New Roman" w:hAnsi="Times New Roman" w:cs="Times New Roman"/>
+          <w:sz w:val="24"/>
+          <w:szCs w:val="24"/>
+        </w:rPr>
+        <w:t xml:space="preserve"> w trzech wariantach przetwarzania danych: bez skalowania, po normalizacji i po standaryzacji.</w:t>
+      </w:r>
+    </w:p>
+    <w:p>
+      <w:pPr>
+        <w:jc w:val="center"/>
+        <w:rPr>
+          <w:rFonts w:ascii="Times New Roman" w:hAnsi="Times New Roman" w:cs="Times New Roman"/>
+          <w:sz w:val="24"/>
+          <w:szCs w:val="24"/>
+        </w:rPr>
+      </w:pPr>
+      <w:r>
+        <w:rPr>
+          <w:rFonts w:ascii="Times New Roman" w:hAnsi="Times New Roman" w:cs="Times New Roman"/>
+          <w:sz w:val="24"/>
+          <w:szCs w:val="24"/>
+        </w:rPr>
+        <w:lastRenderedPageBreak/>
+        <w:drawing>
+          <wp:inline distT="0" distB="0" distL="0" distR="0" wp14:anchorId="081C3EB3" wp14:editId="17397116">
+            <wp:extent cx="4051496" cy="2000292"/>
+            <wp:effectExtent l="0" t="0" r="6350" b="0"/>
+            <wp:docPr id="607036663" name="Obraz 1" descr="Obraz zawierający tekst, zrzut ekranu, numer, Czcionka&#10;&#10;Opis wygenerowany automatycznie"/>
+            <wp:cNvGraphicFramePr>
+              <a:graphicFrameLocks xmlns:a="http://schemas.openxmlformats.org/drawingml/2006/main" noChangeAspect="1"/>
+            </wp:cNvGraphicFramePr>
+            <a:graphic xmlns:a="http://schemas.openxmlformats.org/drawingml/2006/main">
+              <a:graphicData uri="http://schemas.openxmlformats.org/drawingml/2006/picture">
+                <pic:pic xmlns:pic="http://schemas.openxmlformats.org/drawingml/2006/picture">
+                  <pic:nvPicPr>
+                    <pic:cNvPr id="607036663" name="Obraz 1" descr="Obraz zawierający tekst, zrzut ekranu, numer, Czcionka&#10;&#10;Opis wygenerowany automatycznie"/>
+                    <pic:cNvPicPr/>
+                  </pic:nvPicPr>
+                  <pic:blipFill>
+                    <a:blip r:embed="rId8"/>
+                    <a:stretch>
+                      <a:fillRect/>
+                    </a:stretch>
+                  </pic:blipFill>
+                  <pic:spPr>
+                    <a:xfrm>
+                      <a:off x="0" y="0"/>
+                      <a:ext cx="4082673" cy="2015684"/>
+                    </a:xfrm>
+                    <a:prstGeom prst="rect">
+                      <a:avLst/>
+                    </a:prstGeom>
+                  </pic:spPr>
+                </pic:pic>
+              </a:graphicData>
+            </a:graphic>
+          </wp:inline>
+        </w:drawing>
+      </w:r>
+    </w:p>
+    <w:p>
+      <w:pPr>
+        <w:jc w:val="center"/>
+        <w:rPr>
+          <w:rFonts w:ascii="Times New Roman" w:hAnsi="Times New Roman" w:cs="Times New Roman"/>
+          <w:sz w:val="24"/>
+          <w:szCs w:val="24"/>
+        </w:rPr>
+      </w:pPr>
+      <w:r>
+        <w:rPr>
+          <w:rFonts w:ascii="Times New Roman" w:hAnsi="Times New Roman" w:cs="Times New Roman"/>
+          <w:sz w:val="24"/>
+          <w:szCs w:val="24"/>
+        </w:rPr>
+        <w:drawing>
+          <wp:inline distT="0" distB="0" distL="0" distR="0" wp14:anchorId="24771467" wp14:editId="0ABE5E97">
+            <wp:extent cx="4093699" cy="2021129"/>
+            <wp:effectExtent l="0" t="0" r="2540" b="0"/>
+            <wp:docPr id="1228553811" name="Obraz 1" descr="Obraz zawierający tekst, zrzut ekranu, numer, Czcionka&#10;&#10;Opis wygenerowany automatycznie"/>
+            <wp:cNvGraphicFramePr>
+              <a:graphicFrameLocks xmlns:a="http://schemas.openxmlformats.org/drawingml/2006/main" noChangeAspect="1"/>
+            </wp:cNvGraphicFramePr>
+            <a:graphic xmlns:a="http://schemas.openxmlformats.org/drawingml/2006/main">
+              <a:graphicData uri="http://schemas.openxmlformats.org/drawingml/2006/picture">
+                <pic:pic xmlns:pic="http://schemas.openxmlformats.org/drawingml/2006/picture">
+                  <pic:nvPicPr>
+                    <pic:cNvPr id="1228553811" name="Obraz 1" descr="Obraz zawierający tekst, zrzut ekranu, numer, Czcionka&#10;&#10;Opis wygenerowany automatycznie"/>
+                    <pic:cNvPicPr/>
+                  </pic:nvPicPr>
+                  <pic:blipFill>
+                    <a:blip r:embed="rId9"/>
+                    <a:stretch>
+                      <a:fillRect/>
+                    </a:stretch>
+                  </pic:blipFill>
+                  <pic:spPr>
+                    <a:xfrm>
+                      <a:off x="0" y="0"/>
+                      <a:ext cx="4138776" cy="2043384"/>
+                    </a:xfrm>
+                    <a:prstGeom prst="rect">
+                      <a:avLst/>
+                    </a:prstGeom>
+                  </pic:spPr>
+                </pic:pic>
+              </a:graphicData>
+            </a:graphic>
+          </wp:inline>
+        </w:drawing>
+      </w:r>
+    </w:p>
+    <w:p>
+      <w:pPr>
+        <w:jc w:val="center"/>
+        <w:rPr>
+          <w:rFonts w:ascii="Times New Roman" w:hAnsi="Times New Roman" w:cs="Times New Roman"/>
+          <w:sz w:val="24"/>
+          <w:szCs w:val="24"/>
+        </w:rPr>
+      </w:pPr>
+      <w:r>
+        <w:rPr>
+          <w:rFonts w:ascii="Times New Roman" w:hAnsi="Times New Roman" w:cs="Times New Roman"/>
+          <w:sz w:val="24"/>
+          <w:szCs w:val="24"/>
+        </w:rPr>
+        <w:drawing>
+          <wp:inline distT="0" distB="0" distL="0" distR="0" wp14:anchorId="6EF337F4" wp14:editId="70950FC4">
+            <wp:extent cx="4149970" cy="2048911"/>
+            <wp:effectExtent l="0" t="0" r="3175" b="8890"/>
+            <wp:docPr id="929316827" name="Obraz 1" descr="Obraz zawierający tekst, zrzut ekranu, numer, Czcionka&#10;&#10;Opis wygenerowany automatycznie"/>
+            <wp:cNvGraphicFramePr>
+              <a:graphicFrameLocks xmlns:a="http://schemas.openxmlformats.org/drawingml/2006/main" noChangeAspect="1"/>
+            </wp:cNvGraphicFramePr>
+            <a:graphic xmlns:a="http://schemas.openxmlformats.org/drawingml/2006/main">
+              <a:graphicData uri="http://schemas.openxmlformats.org/drawingml/2006/picture">
+                <pic:pic xmlns:pic="http://schemas.openxmlformats.org/drawingml/2006/picture">
+                  <pic:nvPicPr>
+                    <pic:cNvPr id="929316827" name="Obraz 1" descr="Obraz zawierający tekst, zrzut ekranu, numer, Czcionka&#10;&#10;Opis wygenerowany automatycznie"/>
+                    <pic:cNvPicPr/>
+                  </pic:nvPicPr>
+                  <pic:blipFill>
+                    <a:blip r:embed="rId10"/>
+                    <a:stretch>
+                      <a:fillRect/>
+                    </a:stretch>
+                  </pic:blipFill>
+                  <pic:spPr>
+                    <a:xfrm>
+                      <a:off x="0" y="0"/>
+                      <a:ext cx="4186609" cy="2067001"/>
+                    </a:xfrm>
+                    <a:prstGeom prst="rect">
+                      <a:avLst/>
+                    </a:prstGeom>
+                  </pic:spPr>
+                </pic:pic>
+              </a:graphicData>
+            </a:graphic>
+          </wp:inline>
+        </w:drawing>
+      </w:r>
+    </w:p>
+    <w:p>
+      <w:pPr>
+        <w:jc w:val="center"/>
+        <w:rPr>
+          <w:rFonts w:ascii="Times New Roman" w:hAnsi="Times New Roman" w:cs="Times New Roman"/>
+          <w:sz w:val="24"/>
+          <w:szCs w:val="24"/>
+        </w:rPr>
+      </w:pPr>
+      <w:r>
+        <w:rPr>
+          <w:rFonts w:ascii="Times New Roman" w:hAnsi="Times New Roman" w:cs="Times New Roman"/>
+          <w:sz w:val="24"/>
+          <w:szCs w:val="24"/>
+        </w:rPr>
+        <w:drawing>
+          <wp:inline distT="0" distB="0" distL="0" distR="0" wp14:anchorId="75A69271" wp14:editId="26B181D8">
+            <wp:extent cx="4149725" cy="2048789"/>
+            <wp:effectExtent l="0" t="0" r="3175" b="8890"/>
+            <wp:docPr id="1486021902" name="Obraz 1" descr="Obraz zawierający tekst, zrzut ekranu, numer, Czcionka&#10;&#10;Opis wygenerowany automatycznie"/>
+            <wp:cNvGraphicFramePr>
+              <a:graphicFrameLocks xmlns:a="http://schemas.openxmlformats.org/drawingml/2006/main" noChangeAspect="1"/>
+            </wp:cNvGraphicFramePr>
+            <a:graphic xmlns:a="http://schemas.openxmlformats.org/drawingml/2006/main">
+              <a:graphicData uri="http://schemas.openxmlformats.org/drawingml/2006/picture">
+                <pic:pic xmlns:pic="http://schemas.openxmlformats.org/drawingml/2006/picture">
+                  <pic:nvPicPr>
+                    <pic:cNvPr id="1486021902" name="Obraz 1" descr="Obraz zawierający tekst, zrzut ekranu, numer, Czcionka&#10;&#10;Opis wygenerowany automatycznie"/>
+                    <pic:cNvPicPr/>
+                  </pic:nvPicPr>
+                  <pic:blipFill>
+                    <a:blip r:embed="rId11"/>
+                    <a:stretch>
+                      <a:fillRect/>
+                    </a:stretch>
+                  </pic:blipFill>
+                  <pic:spPr>
+                    <a:xfrm>
+                      <a:off x="0" y="0"/>
+                      <a:ext cx="4224863" cy="2085886"/>
+                    </a:xfrm>
+                    <a:prstGeom prst="rect">
+                      <a:avLst/>
+                    </a:prstGeom>
+                  </pic:spPr>
+                </pic:pic>
+              </a:graphicData>
+            </a:graphic>
+          </wp:inline>
+        </w:drawing>
+      </w:r>
+    </w:p>
+    <w:p>
+      <w:pPr>
+        <w:jc w:val="both"/>
+        <w:rPr>
+          <w:rFonts w:ascii="Times New Roman" w:hAnsi="Times New Roman" w:cs="Times New Roman"/>
+          <w:sz w:val="24"/>
+          <w:szCs w:val="24"/>
+        </w:rPr>
+      </w:pPr>
+    </w:p>
+    <w:p>
+      <w:pPr>
+        <w:ind w:firstLine="708"/>
+        <w:jc w:val="both"/>
+        <w:rPr>
+          <w:rFonts w:ascii="Times New Roman" w:hAnsi="Times New Roman" w:cs="Times New Roman"/>
+          <w:sz w:val="24"/>
+          <w:szCs w:val="24"/>
+        </w:rPr>
+      </w:pPr>
+      <w:r>
+        <w:rPr>
+          <w:rFonts w:ascii="Times New Roman" w:hAnsi="Times New Roman" w:cs="Times New Roman"/>
+          <w:sz w:val="24"/>
+          <w:szCs w:val="24"/>
+        </w:rPr>
+        <w:lastRenderedPageBreak/>
+        <w:t xml:space="preserve">Na podstawie wyników przedstawionych na wykresach można zauważyć, że model KNN najlepiej radzi sobie na oryginalnych, nieskalowanych danych, osiągając najwyższe wartości dla wszystkich metryk, w tym </w:t>
+      </w:r>
+      <w:proofErr w:type="spellStart"/>
+      <w:r>
+        <w:rPr>
+          <w:rFonts w:ascii="Times New Roman" w:hAnsi="Times New Roman" w:cs="Times New Roman"/>
+          <w:sz w:val="24"/>
+          <w:szCs w:val="24"/>
+        </w:rPr>
+        <w:t>Accuracy</w:t>
+      </w:r>
+      <w:proofErr w:type="spellEnd"/>
+      <w:r>
+        <w:rPr>
+          <w:rFonts w:ascii="Times New Roman" w:hAnsi="Times New Roman" w:cs="Times New Roman"/>
+          <w:sz w:val="24"/>
+          <w:szCs w:val="24"/>
+        </w:rPr>
+        <w:t xml:space="preserve"> (87,29%) i F1 </w:t>
+      </w:r>
+      <w:proofErr w:type="spellStart"/>
+      <w:r>
+        <w:rPr>
+          <w:rFonts w:ascii="Times New Roman" w:hAnsi="Times New Roman" w:cs="Times New Roman"/>
+          <w:sz w:val="24"/>
+          <w:szCs w:val="24"/>
+        </w:rPr>
+        <w:t>Score</w:t>
+      </w:r>
+      <w:proofErr w:type="spellEnd"/>
+      <w:r>
+        <w:rPr>
+          <w:rFonts w:ascii="Times New Roman" w:hAnsi="Times New Roman" w:cs="Times New Roman"/>
+          <w:sz w:val="24"/>
+          <w:szCs w:val="24"/>
+        </w:rPr>
+        <w:t xml:space="preserve"> (87,07%). Normalizacja obniżyła skuteczność KNN, a standaryzacja nie przyniosła znaczącej poprawy – model nadal działał słabiej niż na danych bez skalowania. Wskazuje to, że w przypadku KNN skalowanie nie jest konieczne, a w niektórych przypadkach może wręcz obniżyć skuteczność.</w:t>
+      </w:r>
+    </w:p>
+    <w:p>
+      <w:pPr>
+        <w:ind w:firstLine="708"/>
+        <w:jc w:val="both"/>
+        <w:rPr>
+          <w:rFonts w:ascii="Times New Roman" w:hAnsi="Times New Roman" w:cs="Times New Roman"/>
+          <w:sz w:val="24"/>
+          <w:szCs w:val="24"/>
+        </w:rPr>
+      </w:pPr>
+      <w:r>
+        <w:rPr>
+          <w:rFonts w:ascii="Times New Roman" w:hAnsi="Times New Roman" w:cs="Times New Roman"/>
+          <w:sz w:val="24"/>
+          <w:szCs w:val="24"/>
+        </w:rPr>
+        <w:t xml:space="preserve">Z kolei model SVM zyskuje wyraźnie na skalowaniu, osiągając najlepsze wyniki po standaryzacji. Standaryzacja pozwoliła SVM uzyskać najwyższe wartości metryk, w tym </w:t>
+      </w:r>
+      <w:proofErr w:type="spellStart"/>
+      <w:r>
+        <w:rPr>
+          <w:rFonts w:ascii="Times New Roman" w:hAnsi="Times New Roman" w:cs="Times New Roman"/>
+          <w:sz w:val="24"/>
+          <w:szCs w:val="24"/>
+        </w:rPr>
+        <w:t>Accuracy</w:t>
+      </w:r>
+      <w:proofErr w:type="spellEnd"/>
+      <w:r>
+        <w:rPr>
+          <w:rFonts w:ascii="Times New Roman" w:hAnsi="Times New Roman" w:cs="Times New Roman"/>
+          <w:sz w:val="24"/>
+          <w:szCs w:val="24"/>
+        </w:rPr>
+        <w:t xml:space="preserve"> (93,04%) i F1 </w:t>
+      </w:r>
+      <w:proofErr w:type="spellStart"/>
+      <w:r>
+        <w:rPr>
+          <w:rFonts w:ascii="Times New Roman" w:hAnsi="Times New Roman" w:cs="Times New Roman"/>
+          <w:sz w:val="24"/>
+          <w:szCs w:val="24"/>
+        </w:rPr>
+        <w:t>Score</w:t>
+      </w:r>
+      <w:proofErr w:type="spellEnd"/>
+      <w:r>
+        <w:rPr>
+          <w:rFonts w:ascii="Times New Roman" w:hAnsi="Times New Roman" w:cs="Times New Roman"/>
+          <w:sz w:val="24"/>
+          <w:szCs w:val="24"/>
+        </w:rPr>
+        <w:t xml:space="preserve"> (92,88%), co pokazuje, że model ten jest bardziej efektywny, gdy dane mają znormalizowaną skalę. Normalizacja również poprawiła skuteczność SVM w stosunku do danych oryginalnych, jednak standaryzacja okazała się najbardziej efektywna. To zróżnicowanie w wynikach między KNN a SVM podkreśla, jak istotny jest dobór odpowiedniego skalowania dla każdego modelu – KNN działa najlepiej bez skalowania, podczas gdy SVM osiąga najwyższą skuteczność po standaryzacji.</w:t>
+      </w:r>
+    </w:p>
+    <w:p>
+      <w:pPr>
+        <w:rPr>
+          <w:rFonts w:ascii="Times New Roman" w:hAnsi="Times New Roman" w:cs="Times New Roman"/>
+          <w:sz w:val="24"/>
+          <w:szCs w:val="24"/>
+        </w:rPr>
+      </w:pPr>
     </w:p>
     <w:sectPr>
       <w:pgSz w:w="11906" w:h="16838"/>
@@ -1379,6 +3314,155 @@
 <file path=word/numbering.xml><?xml version="1.0" encoding="utf-8"?>
 <w:numbering xmlns:wpc="http://schemas.microsoft.com/office/word/2010/wordprocessingCanvas" xmlns:cx="http://schemas.microsoft.com/office/drawing/2014/chartex" xmlns:cx1="http://schemas.microsoft.com/office/drawing/2015/9/8/chartex" xmlns:cx2="http://schemas.microsoft.com/office/drawing/2015/10/21/chartex" xmlns:cx3="http://schemas.microsoft.com/office/drawing/2016/5/9/chartex" xmlns:cx4="http://schemas.microsoft.com/office/drawing/2016/5/10/chartex" xmlns:cx5="http://schemas.microsoft.com/office/drawing/2016/5/11/chartex" xmlns:cx6="http://schemas.microsoft.com/office/drawing/2016/5/12/chartex" xmlns:cx7="http://schemas.microsoft.com/office/drawing/2016/5/13/chartex" xmlns:cx8="http://schemas.microsoft.com/office/drawing/2016/5/14/chartex" xmlns:mc="http://schemas.openxmlformats.org/markup-compatibility/2006" xmlns:aink="http://schemas.microsoft.com/office/drawing/2016/ink" xmlns:am3d="http://schemas.microsoft.com/office/drawing/2017/model3d" xmlns:o="urn:schemas-microsoft-com:office:office" xmlns:oel="http://schemas.microsoft.com/office/2019/extlst" xmlns:r="http://schemas.openxmlformats.org/officeDocument/2006/relationships" xmlns:m="http://schemas.openxmlformats.org/officeDocument/2006/math" xmlns:v="urn:schemas-microsoft-com:vml" xmlns:wp14="http://schemas.microsoft.com/office/word/2010/wordprocessingDrawing" xmlns:wp="http://schemas.openxmlformats.org/drawingml/2006/wordprocessingDrawing" xmlns:w10="urn:schemas-microsoft-com:office:word" xmlns:w="http://schemas.openxmlformats.org/wordprocessingml/2006/main" xmlns:w14="http://schemas.microsoft.com/office/word/2010/wordml" xmlns:w15="http://schemas.microsoft.com/office/word/2012/wordml" xmlns:w16cex="http://schemas.microsoft.com/office/word/2018/wordml/cex" xmlns:w16cid="http://schemas.microsoft.com/office/word/2016/wordml/cid" xmlns:w16="http://schemas.microsoft.com/office/word/2018/wordml" xmlns:w16du="http://schemas.microsoft.com/office/word/2023/wordml/word16du" xmlns:w16sdtdh="http://schemas.microsoft.com/office/word/2020/wordml/sdtdatahash" xmlns:w16se="http://schemas.microsoft.com/office/word/2015/wordml/symex" xmlns:wpg="http://schemas.microsoft.com/office/word/2010/wordprocessingGroup" xmlns:wpi="http://schemas.microsoft.com/office/word/2010/wordprocessingInk" xmlns:wne="http://schemas.microsoft.com/office/word/2006/wordml" xmlns:wps="http://schemas.microsoft.com/office/word/2010/wordprocessingShape" mc:Ignorable="w14 w15 w16se w16cid w16 w16cex w16sdtdh w16du wp14">
   <w:abstractNum w:abstractNumId="0" w15:restartNumberingAfterBreak="0">
+    <w:nsid w:val="02D67F54"/>
+    <w:multiLevelType w:val="multilevel"/>
+    <w:tmpl w:val="047C4562"/>
+    <w:lvl w:ilvl="0">
+      <w:start w:val="1"/>
+      <w:numFmt w:val="bullet"/>
+      <w:lvlText w:val=""/>
+      <w:lvlJc w:val="left"/>
+      <w:pPr>
+        <w:tabs>
+          <w:tab w:val="num" w:pos="720"/>
+        </w:tabs>
+        <w:ind w:left="720" w:hanging="360"/>
+      </w:pPr>
+      <w:rPr>
+        <w:rFonts w:ascii="Symbol" w:hAnsi="Symbol" w:hint="default"/>
+        <w:sz w:val="20"/>
+      </w:rPr>
+    </w:lvl>
+    <w:lvl w:ilvl="1" w:tentative="1">
+      <w:start w:val="1"/>
+      <w:numFmt w:val="bullet"/>
+      <w:lvlText w:val="o"/>
+      <w:lvlJc w:val="left"/>
+      <w:pPr>
+        <w:tabs>
+          <w:tab w:val="num" w:pos="1440"/>
+        </w:tabs>
+        <w:ind w:left="1440" w:hanging="360"/>
+      </w:pPr>
+      <w:rPr>
+        <w:rFonts w:ascii="Courier New" w:hAnsi="Courier New" w:hint="default"/>
+        <w:sz w:val="20"/>
+      </w:rPr>
+    </w:lvl>
+    <w:lvl w:ilvl="2" w:tentative="1">
+      <w:start w:val="1"/>
+      <w:numFmt w:val="bullet"/>
+      <w:lvlText w:val=""/>
+      <w:lvlJc w:val="left"/>
+      <w:pPr>
+        <w:tabs>
+          <w:tab w:val="num" w:pos="2160"/>
+        </w:tabs>
+        <w:ind w:left="2160" w:hanging="360"/>
+      </w:pPr>
+      <w:rPr>
+        <w:rFonts w:ascii="Wingdings" w:hAnsi="Wingdings" w:hint="default"/>
+        <w:sz w:val="20"/>
+      </w:rPr>
+    </w:lvl>
+    <w:lvl w:ilvl="3" w:tentative="1">
+      <w:start w:val="1"/>
+      <w:numFmt w:val="bullet"/>
+      <w:lvlText w:val=""/>
+      <w:lvlJc w:val="left"/>
+      <w:pPr>
+        <w:tabs>
+          <w:tab w:val="num" w:pos="2880"/>
+        </w:tabs>
+        <w:ind w:left="2880" w:hanging="360"/>
+      </w:pPr>
+      <w:rPr>
+        <w:rFonts w:ascii="Wingdings" w:hAnsi="Wingdings" w:hint="default"/>
+        <w:sz w:val="20"/>
+      </w:rPr>
+    </w:lvl>
+    <w:lvl w:ilvl="4" w:tentative="1">
+      <w:start w:val="1"/>
+      <w:numFmt w:val="bullet"/>
+      <w:lvlText w:val=""/>
+      <w:lvlJc w:val="left"/>
+      <w:pPr>
+        <w:tabs>
+          <w:tab w:val="num" w:pos="3600"/>
+        </w:tabs>
+        <w:ind w:left="3600" w:hanging="360"/>
+      </w:pPr>
+      <w:rPr>
+        <w:rFonts w:ascii="Wingdings" w:hAnsi="Wingdings" w:hint="default"/>
+        <w:sz w:val="20"/>
+      </w:rPr>
+    </w:lvl>
+    <w:lvl w:ilvl="5" w:tentative="1">
+      <w:start w:val="1"/>
+      <w:numFmt w:val="bullet"/>
+      <w:lvlText w:val=""/>
+      <w:lvlJc w:val="left"/>
+      <w:pPr>
+        <w:tabs>
+          <w:tab w:val="num" w:pos="4320"/>
+        </w:tabs>
+        <w:ind w:left="4320" w:hanging="360"/>
+      </w:pPr>
+      <w:rPr>
+        <w:rFonts w:ascii="Wingdings" w:hAnsi="Wingdings" w:hint="default"/>
+        <w:sz w:val="20"/>
+      </w:rPr>
+    </w:lvl>
+    <w:lvl w:ilvl="6" w:tentative="1">
+      <w:start w:val="1"/>
+      <w:numFmt w:val="bullet"/>
+      <w:lvlText w:val=""/>
+      <w:lvlJc w:val="left"/>
+      <w:pPr>
+        <w:tabs>
+          <w:tab w:val="num" w:pos="5040"/>
+        </w:tabs>
+        <w:ind w:left="5040" w:hanging="360"/>
+      </w:pPr>
+      <w:rPr>
+        <w:rFonts w:ascii="Wingdings" w:hAnsi="Wingdings" w:hint="default"/>
+        <w:sz w:val="20"/>
+      </w:rPr>
+    </w:lvl>
+    <w:lvl w:ilvl="7" w:tentative="1">
+      <w:start w:val="1"/>
+      <w:numFmt w:val="bullet"/>
+      <w:lvlText w:val=""/>
+      <w:lvlJc w:val="left"/>
+      <w:pPr>
+        <w:tabs>
+          <w:tab w:val="num" w:pos="5760"/>
+        </w:tabs>
+        <w:ind w:left="5760" w:hanging="360"/>
+      </w:pPr>
+      <w:rPr>
+        <w:rFonts w:ascii="Wingdings" w:hAnsi="Wingdings" w:hint="default"/>
+        <w:sz w:val="20"/>
+      </w:rPr>
+    </w:lvl>
+    <w:lvl w:ilvl="8" w:tentative="1">
+      <w:start w:val="1"/>
+      <w:numFmt w:val="bullet"/>
+      <w:lvlText w:val=""/>
+      <w:lvlJc w:val="left"/>
+      <w:pPr>
+        <w:tabs>
+          <w:tab w:val="num" w:pos="6480"/>
+        </w:tabs>
+        <w:ind w:left="6480" w:hanging="360"/>
+      </w:pPr>
+      <w:rPr>
+        <w:rFonts w:ascii="Wingdings" w:hAnsi="Wingdings" w:hint="default"/>
+        <w:sz w:val="20"/>
+      </w:rPr>
+    </w:lvl>
+  </w:abstractNum>
+  <w:abstractNum w:abstractNumId="1" w15:restartNumberingAfterBreak="0">
     <w:nsid w:val="059B2A59"/>
     <w:multiLevelType w:val="hybridMultilevel"/>
     <w:tmpl w:val="ACF6EEB2"/>
@@ -1467,7 +3551,124 @@
       </w:pPr>
     </w:lvl>
   </w:abstractNum>
-  <w:abstractNum w:abstractNumId="1" w15:restartNumberingAfterBreak="0">
+  <w:abstractNum w:abstractNumId="2" w15:restartNumberingAfterBreak="0">
+    <w:nsid w:val="1A863FC8"/>
+    <w:multiLevelType w:val="multilevel"/>
+    <w:tmpl w:val="1B4695A6"/>
+    <w:lvl w:ilvl="0">
+      <w:start w:val="1"/>
+      <w:numFmt w:val="decimal"/>
+      <w:lvlText w:val="%1."/>
+      <w:lvlJc w:val="left"/>
+      <w:pPr>
+        <w:tabs>
+          <w:tab w:val="num" w:pos="720"/>
+        </w:tabs>
+        <w:ind w:left="720" w:hanging="360"/>
+      </w:pPr>
+    </w:lvl>
+    <w:lvl w:ilvl="1">
+      <w:start w:val="1"/>
+      <w:numFmt w:val="bullet"/>
+      <w:lvlText w:val="o"/>
+      <w:lvlJc w:val="left"/>
+      <w:pPr>
+        <w:tabs>
+          <w:tab w:val="num" w:pos="1440"/>
+        </w:tabs>
+        <w:ind w:left="1440" w:hanging="360"/>
+      </w:pPr>
+      <w:rPr>
+        <w:rFonts w:ascii="Courier New" w:hAnsi="Courier New" w:hint="default"/>
+        <w:sz w:val="20"/>
+      </w:rPr>
+    </w:lvl>
+    <w:lvl w:ilvl="2" w:tentative="1">
+      <w:start w:val="1"/>
+      <w:numFmt w:val="decimal"/>
+      <w:lvlText w:val="%3."/>
+      <w:lvlJc w:val="left"/>
+      <w:pPr>
+        <w:tabs>
+          <w:tab w:val="num" w:pos="2160"/>
+        </w:tabs>
+        <w:ind w:left="2160" w:hanging="360"/>
+      </w:pPr>
+    </w:lvl>
+    <w:lvl w:ilvl="3" w:tentative="1">
+      <w:start w:val="1"/>
+      <w:numFmt w:val="decimal"/>
+      <w:lvlText w:val="%4."/>
+      <w:lvlJc w:val="left"/>
+      <w:pPr>
+        <w:tabs>
+          <w:tab w:val="num" w:pos="2880"/>
+        </w:tabs>
+        <w:ind w:left="2880" w:hanging="360"/>
+      </w:pPr>
+    </w:lvl>
+    <w:lvl w:ilvl="4" w:tentative="1">
+      <w:start w:val="1"/>
+      <w:numFmt w:val="decimal"/>
+      <w:lvlText w:val="%5."/>
+      <w:lvlJc w:val="left"/>
+      <w:pPr>
+        <w:tabs>
+          <w:tab w:val="num" w:pos="3600"/>
+        </w:tabs>
+        <w:ind w:left="3600" w:hanging="360"/>
+      </w:pPr>
+    </w:lvl>
+    <w:lvl w:ilvl="5" w:tentative="1">
+      <w:start w:val="1"/>
+      <w:numFmt w:val="decimal"/>
+      <w:lvlText w:val="%6."/>
+      <w:lvlJc w:val="left"/>
+      <w:pPr>
+        <w:tabs>
+          <w:tab w:val="num" w:pos="4320"/>
+        </w:tabs>
+        <w:ind w:left="4320" w:hanging="360"/>
+      </w:pPr>
+    </w:lvl>
+    <w:lvl w:ilvl="6" w:tentative="1">
+      <w:start w:val="1"/>
+      <w:numFmt w:val="decimal"/>
+      <w:lvlText w:val="%7."/>
+      <w:lvlJc w:val="left"/>
+      <w:pPr>
+        <w:tabs>
+          <w:tab w:val="num" w:pos="5040"/>
+        </w:tabs>
+        <w:ind w:left="5040" w:hanging="360"/>
+      </w:pPr>
+    </w:lvl>
+    <w:lvl w:ilvl="7" w:tentative="1">
+      <w:start w:val="1"/>
+      <w:numFmt w:val="decimal"/>
+      <w:lvlText w:val="%8."/>
+      <w:lvlJc w:val="left"/>
+      <w:pPr>
+        <w:tabs>
+          <w:tab w:val="num" w:pos="5760"/>
+        </w:tabs>
+        <w:ind w:left="5760" w:hanging="360"/>
+      </w:pPr>
+    </w:lvl>
+    <w:lvl w:ilvl="8" w:tentative="1">
+      <w:start w:val="1"/>
+      <w:numFmt w:val="decimal"/>
+      <w:lvlText w:val="%9."/>
+      <w:lvlJc w:val="left"/>
+      <w:pPr>
+        <w:tabs>
+          <w:tab w:val="num" w:pos="6480"/>
+        </w:tabs>
+        <w:ind w:left="6480" w:hanging="360"/>
+      </w:pPr>
+    </w:lvl>
+  </w:abstractNum>
+  <w:abstractNum w:abstractNumId="3" w15:restartNumberingAfterBreak="0">
     <w:nsid w:val="2469009A"/>
     <w:multiLevelType w:val="hybridMultilevel"/>
     <w:tmpl w:val="6DF26388"/>
@@ -1553,7 +3754,720 @@
       </w:pPr>
     </w:lvl>
   </w:abstractNum>
-  <w:abstractNum w:abstractNumId="2" w15:restartNumberingAfterBreak="0">
+  <w:abstractNum w:abstractNumId="4" w15:restartNumberingAfterBreak="0">
+    <w:nsid w:val="31D909AE"/>
+    <w:multiLevelType w:val="multilevel"/>
+    <w:tmpl w:val="24B4510A"/>
+    <w:lvl w:ilvl="0">
+      <w:start w:val="1"/>
+      <w:numFmt w:val="bullet"/>
+      <w:lvlText w:val=""/>
+      <w:lvlJc w:val="left"/>
+      <w:pPr>
+        <w:tabs>
+          <w:tab w:val="num" w:pos="720"/>
+        </w:tabs>
+        <w:ind w:left="720" w:hanging="360"/>
+      </w:pPr>
+      <w:rPr>
+        <w:rFonts w:ascii="Symbol" w:hAnsi="Symbol" w:hint="default"/>
+        <w:sz w:val="20"/>
+      </w:rPr>
+    </w:lvl>
+    <w:lvl w:ilvl="1" w:tentative="1">
+      <w:start w:val="1"/>
+      <w:numFmt w:val="bullet"/>
+      <w:lvlText w:val="o"/>
+      <w:lvlJc w:val="left"/>
+      <w:pPr>
+        <w:tabs>
+          <w:tab w:val="num" w:pos="1440"/>
+        </w:tabs>
+        <w:ind w:left="1440" w:hanging="360"/>
+      </w:pPr>
+      <w:rPr>
+        <w:rFonts w:ascii="Courier New" w:hAnsi="Courier New" w:hint="default"/>
+        <w:sz w:val="20"/>
+      </w:rPr>
+    </w:lvl>
+    <w:lvl w:ilvl="2" w:tentative="1">
+      <w:start w:val="1"/>
+      <w:numFmt w:val="bullet"/>
+      <w:lvlText w:val=""/>
+      <w:lvlJc w:val="left"/>
+      <w:pPr>
+        <w:tabs>
+          <w:tab w:val="num" w:pos="2160"/>
+        </w:tabs>
+        <w:ind w:left="2160" w:hanging="360"/>
+      </w:pPr>
+      <w:rPr>
+        <w:rFonts w:ascii="Wingdings" w:hAnsi="Wingdings" w:hint="default"/>
+        <w:sz w:val="20"/>
+      </w:rPr>
+    </w:lvl>
+    <w:lvl w:ilvl="3" w:tentative="1">
+      <w:start w:val="1"/>
+      <w:numFmt w:val="bullet"/>
+      <w:lvlText w:val=""/>
+      <w:lvlJc w:val="left"/>
+      <w:pPr>
+        <w:tabs>
+          <w:tab w:val="num" w:pos="2880"/>
+        </w:tabs>
+        <w:ind w:left="2880" w:hanging="360"/>
+      </w:pPr>
+      <w:rPr>
+        <w:rFonts w:ascii="Wingdings" w:hAnsi="Wingdings" w:hint="default"/>
+        <w:sz w:val="20"/>
+      </w:rPr>
+    </w:lvl>
+    <w:lvl w:ilvl="4" w:tentative="1">
+      <w:start w:val="1"/>
+      <w:numFmt w:val="bullet"/>
+      <w:lvlText w:val=""/>
+      <w:lvlJc w:val="left"/>
+      <w:pPr>
+        <w:tabs>
+          <w:tab w:val="num" w:pos="3600"/>
+        </w:tabs>
+        <w:ind w:left="3600" w:hanging="360"/>
+      </w:pPr>
+      <w:rPr>
+        <w:rFonts w:ascii="Wingdings" w:hAnsi="Wingdings" w:hint="default"/>
+        <w:sz w:val="20"/>
+      </w:rPr>
+    </w:lvl>
+    <w:lvl w:ilvl="5" w:tentative="1">
+      <w:start w:val="1"/>
+      <w:numFmt w:val="bullet"/>
+      <w:lvlText w:val=""/>
+      <w:lvlJc w:val="left"/>
+      <w:pPr>
+        <w:tabs>
+          <w:tab w:val="num" w:pos="4320"/>
+        </w:tabs>
+        <w:ind w:left="4320" w:hanging="360"/>
+      </w:pPr>
+      <w:rPr>
+        <w:rFonts w:ascii="Wingdings" w:hAnsi="Wingdings" w:hint="default"/>
+        <w:sz w:val="20"/>
+      </w:rPr>
+    </w:lvl>
+    <w:lvl w:ilvl="6" w:tentative="1">
+      <w:start w:val="1"/>
+      <w:numFmt w:val="bullet"/>
+      <w:lvlText w:val=""/>
+      <w:lvlJc w:val="left"/>
+      <w:pPr>
+        <w:tabs>
+          <w:tab w:val="num" w:pos="5040"/>
+        </w:tabs>
+        <w:ind w:left="5040" w:hanging="360"/>
+      </w:pPr>
+      <w:rPr>
+        <w:rFonts w:ascii="Wingdings" w:hAnsi="Wingdings" w:hint="default"/>
+        <w:sz w:val="20"/>
+      </w:rPr>
+    </w:lvl>
+    <w:lvl w:ilvl="7" w:tentative="1">
+      <w:start w:val="1"/>
+      <w:numFmt w:val="bullet"/>
+      <w:lvlText w:val=""/>
+      <w:lvlJc w:val="left"/>
+      <w:pPr>
+        <w:tabs>
+          <w:tab w:val="num" w:pos="5760"/>
+        </w:tabs>
+        <w:ind w:left="5760" w:hanging="360"/>
+      </w:pPr>
+      <w:rPr>
+        <w:rFonts w:ascii="Wingdings" w:hAnsi="Wingdings" w:hint="default"/>
+        <w:sz w:val="20"/>
+      </w:rPr>
+    </w:lvl>
+    <w:lvl w:ilvl="8" w:tentative="1">
+      <w:start w:val="1"/>
+      <w:numFmt w:val="bullet"/>
+      <w:lvlText w:val=""/>
+      <w:lvlJc w:val="left"/>
+      <w:pPr>
+        <w:tabs>
+          <w:tab w:val="num" w:pos="6480"/>
+        </w:tabs>
+        <w:ind w:left="6480" w:hanging="360"/>
+      </w:pPr>
+      <w:rPr>
+        <w:rFonts w:ascii="Wingdings" w:hAnsi="Wingdings" w:hint="default"/>
+        <w:sz w:val="20"/>
+      </w:rPr>
+    </w:lvl>
+  </w:abstractNum>
+  <w:abstractNum w:abstractNumId="5" w15:restartNumberingAfterBreak="0">
+    <w:nsid w:val="3A546F74"/>
+    <w:multiLevelType w:val="multilevel"/>
+    <w:tmpl w:val="13C82F6C"/>
+    <w:lvl w:ilvl="0">
+      <w:start w:val="1"/>
+      <w:numFmt w:val="bullet"/>
+      <w:lvlText w:val=""/>
+      <w:lvlJc w:val="left"/>
+      <w:pPr>
+        <w:tabs>
+          <w:tab w:val="num" w:pos="720"/>
+        </w:tabs>
+        <w:ind w:left="720" w:hanging="360"/>
+      </w:pPr>
+      <w:rPr>
+        <w:rFonts w:ascii="Symbol" w:hAnsi="Symbol" w:hint="default"/>
+        <w:sz w:val="20"/>
+      </w:rPr>
+    </w:lvl>
+    <w:lvl w:ilvl="1" w:tentative="1">
+      <w:start w:val="1"/>
+      <w:numFmt w:val="bullet"/>
+      <w:lvlText w:val="o"/>
+      <w:lvlJc w:val="left"/>
+      <w:pPr>
+        <w:tabs>
+          <w:tab w:val="num" w:pos="1440"/>
+        </w:tabs>
+        <w:ind w:left="1440" w:hanging="360"/>
+      </w:pPr>
+      <w:rPr>
+        <w:rFonts w:ascii="Courier New" w:hAnsi="Courier New" w:hint="default"/>
+        <w:sz w:val="20"/>
+      </w:rPr>
+    </w:lvl>
+    <w:lvl w:ilvl="2" w:tentative="1">
+      <w:start w:val="1"/>
+      <w:numFmt w:val="bullet"/>
+      <w:lvlText w:val=""/>
+      <w:lvlJc w:val="left"/>
+      <w:pPr>
+        <w:tabs>
+          <w:tab w:val="num" w:pos="2160"/>
+        </w:tabs>
+        <w:ind w:left="2160" w:hanging="360"/>
+      </w:pPr>
+      <w:rPr>
+        <w:rFonts w:ascii="Wingdings" w:hAnsi="Wingdings" w:hint="default"/>
+        <w:sz w:val="20"/>
+      </w:rPr>
+    </w:lvl>
+    <w:lvl w:ilvl="3" w:tentative="1">
+      <w:start w:val="1"/>
+      <w:numFmt w:val="bullet"/>
+      <w:lvlText w:val=""/>
+      <w:lvlJc w:val="left"/>
+      <w:pPr>
+        <w:tabs>
+          <w:tab w:val="num" w:pos="2880"/>
+        </w:tabs>
+        <w:ind w:left="2880" w:hanging="360"/>
+      </w:pPr>
+      <w:rPr>
+        <w:rFonts w:ascii="Wingdings" w:hAnsi="Wingdings" w:hint="default"/>
+        <w:sz w:val="20"/>
+      </w:rPr>
+    </w:lvl>
+    <w:lvl w:ilvl="4" w:tentative="1">
+      <w:start w:val="1"/>
+      <w:numFmt w:val="bullet"/>
+      <w:lvlText w:val=""/>
+      <w:lvlJc w:val="left"/>
+      <w:pPr>
+        <w:tabs>
+          <w:tab w:val="num" w:pos="3600"/>
+        </w:tabs>
+        <w:ind w:left="3600" w:hanging="360"/>
+      </w:pPr>
+      <w:rPr>
+        <w:rFonts w:ascii="Wingdings" w:hAnsi="Wingdings" w:hint="default"/>
+        <w:sz w:val="20"/>
+      </w:rPr>
+    </w:lvl>
+    <w:lvl w:ilvl="5" w:tentative="1">
+      <w:start w:val="1"/>
+      <w:numFmt w:val="bullet"/>
+      <w:lvlText w:val=""/>
+      <w:lvlJc w:val="left"/>
+      <w:pPr>
+        <w:tabs>
+          <w:tab w:val="num" w:pos="4320"/>
+        </w:tabs>
+        <w:ind w:left="4320" w:hanging="360"/>
+      </w:pPr>
+      <w:rPr>
+        <w:rFonts w:ascii="Wingdings" w:hAnsi="Wingdings" w:hint="default"/>
+        <w:sz w:val="20"/>
+      </w:rPr>
+    </w:lvl>
+    <w:lvl w:ilvl="6" w:tentative="1">
+      <w:start w:val="1"/>
+      <w:numFmt w:val="bullet"/>
+      <w:lvlText w:val=""/>
+      <w:lvlJc w:val="left"/>
+      <w:pPr>
+        <w:tabs>
+          <w:tab w:val="num" w:pos="5040"/>
+        </w:tabs>
+        <w:ind w:left="5040" w:hanging="360"/>
+      </w:pPr>
+      <w:rPr>
+        <w:rFonts w:ascii="Wingdings" w:hAnsi="Wingdings" w:hint="default"/>
+        <w:sz w:val="20"/>
+      </w:rPr>
+    </w:lvl>
+    <w:lvl w:ilvl="7" w:tentative="1">
+      <w:start w:val="1"/>
+      <w:numFmt w:val="bullet"/>
+      <w:lvlText w:val=""/>
+      <w:lvlJc w:val="left"/>
+      <w:pPr>
+        <w:tabs>
+          <w:tab w:val="num" w:pos="5760"/>
+        </w:tabs>
+        <w:ind w:left="5760" w:hanging="360"/>
+      </w:pPr>
+      <w:rPr>
+        <w:rFonts w:ascii="Wingdings" w:hAnsi="Wingdings" w:hint="default"/>
+        <w:sz w:val="20"/>
+      </w:rPr>
+    </w:lvl>
+    <w:lvl w:ilvl="8" w:tentative="1">
+      <w:start w:val="1"/>
+      <w:numFmt w:val="bullet"/>
+      <w:lvlText w:val=""/>
+      <w:lvlJc w:val="left"/>
+      <w:pPr>
+        <w:tabs>
+          <w:tab w:val="num" w:pos="6480"/>
+        </w:tabs>
+        <w:ind w:left="6480" w:hanging="360"/>
+      </w:pPr>
+      <w:rPr>
+        <w:rFonts w:ascii="Wingdings" w:hAnsi="Wingdings" w:hint="default"/>
+        <w:sz w:val="20"/>
+      </w:rPr>
+    </w:lvl>
+  </w:abstractNum>
+  <w:abstractNum w:abstractNumId="6" w15:restartNumberingAfterBreak="0">
+    <w:nsid w:val="3D2161E0"/>
+    <w:multiLevelType w:val="multilevel"/>
+    <w:tmpl w:val="2FC4C73C"/>
+    <w:lvl w:ilvl="0">
+      <w:start w:val="1"/>
+      <w:numFmt w:val="bullet"/>
+      <w:lvlText w:val=""/>
+      <w:lvlJc w:val="left"/>
+      <w:pPr>
+        <w:tabs>
+          <w:tab w:val="num" w:pos="720"/>
+        </w:tabs>
+        <w:ind w:left="720" w:hanging="360"/>
+      </w:pPr>
+      <w:rPr>
+        <w:rFonts w:ascii="Symbol" w:hAnsi="Symbol" w:hint="default"/>
+        <w:sz w:val="20"/>
+      </w:rPr>
+    </w:lvl>
+    <w:lvl w:ilvl="1" w:tentative="1">
+      <w:start w:val="1"/>
+      <w:numFmt w:val="bullet"/>
+      <w:lvlText w:val="o"/>
+      <w:lvlJc w:val="left"/>
+      <w:pPr>
+        <w:tabs>
+          <w:tab w:val="num" w:pos="1440"/>
+        </w:tabs>
+        <w:ind w:left="1440" w:hanging="360"/>
+      </w:pPr>
+      <w:rPr>
+        <w:rFonts w:ascii="Courier New" w:hAnsi="Courier New" w:hint="default"/>
+        <w:sz w:val="20"/>
+      </w:rPr>
+    </w:lvl>
+    <w:lvl w:ilvl="2" w:tentative="1">
+      <w:start w:val="1"/>
+      <w:numFmt w:val="bullet"/>
+      <w:lvlText w:val=""/>
+      <w:lvlJc w:val="left"/>
+      <w:pPr>
+        <w:tabs>
+          <w:tab w:val="num" w:pos="2160"/>
+        </w:tabs>
+        <w:ind w:left="2160" w:hanging="360"/>
+      </w:pPr>
+      <w:rPr>
+        <w:rFonts w:ascii="Wingdings" w:hAnsi="Wingdings" w:hint="default"/>
+        <w:sz w:val="20"/>
+      </w:rPr>
+    </w:lvl>
+    <w:lvl w:ilvl="3" w:tentative="1">
+      <w:start w:val="1"/>
+      <w:numFmt w:val="bullet"/>
+      <w:lvlText w:val=""/>
+      <w:lvlJc w:val="left"/>
+      <w:pPr>
+        <w:tabs>
+          <w:tab w:val="num" w:pos="2880"/>
+        </w:tabs>
+        <w:ind w:left="2880" w:hanging="360"/>
+      </w:pPr>
+      <w:rPr>
+        <w:rFonts w:ascii="Wingdings" w:hAnsi="Wingdings" w:hint="default"/>
+        <w:sz w:val="20"/>
+      </w:rPr>
+    </w:lvl>
+    <w:lvl w:ilvl="4" w:tentative="1">
+      <w:start w:val="1"/>
+      <w:numFmt w:val="bullet"/>
+      <w:lvlText w:val=""/>
+      <w:lvlJc w:val="left"/>
+      <w:pPr>
+        <w:tabs>
+          <w:tab w:val="num" w:pos="3600"/>
+        </w:tabs>
+        <w:ind w:left="3600" w:hanging="360"/>
+      </w:pPr>
+      <w:rPr>
+        <w:rFonts w:ascii="Wingdings" w:hAnsi="Wingdings" w:hint="default"/>
+        <w:sz w:val="20"/>
+      </w:rPr>
+    </w:lvl>
+    <w:lvl w:ilvl="5" w:tentative="1">
+      <w:start w:val="1"/>
+      <w:numFmt w:val="bullet"/>
+      <w:lvlText w:val=""/>
+      <w:lvlJc w:val="left"/>
+      <w:pPr>
+        <w:tabs>
+          <w:tab w:val="num" w:pos="4320"/>
+        </w:tabs>
+        <w:ind w:left="4320" w:hanging="360"/>
+      </w:pPr>
+      <w:rPr>
+        <w:rFonts w:ascii="Wingdings" w:hAnsi="Wingdings" w:hint="default"/>
+        <w:sz w:val="20"/>
+      </w:rPr>
+    </w:lvl>
+    <w:lvl w:ilvl="6" w:tentative="1">
+      <w:start w:val="1"/>
+      <w:numFmt w:val="bullet"/>
+      <w:lvlText w:val=""/>
+      <w:lvlJc w:val="left"/>
+      <w:pPr>
+        <w:tabs>
+          <w:tab w:val="num" w:pos="5040"/>
+        </w:tabs>
+        <w:ind w:left="5040" w:hanging="360"/>
+      </w:pPr>
+      <w:rPr>
+        <w:rFonts w:ascii="Wingdings" w:hAnsi="Wingdings" w:hint="default"/>
+        <w:sz w:val="20"/>
+      </w:rPr>
+    </w:lvl>
+    <w:lvl w:ilvl="7" w:tentative="1">
+      <w:start w:val="1"/>
+      <w:numFmt w:val="bullet"/>
+      <w:lvlText w:val=""/>
+      <w:lvlJc w:val="left"/>
+      <w:pPr>
+        <w:tabs>
+          <w:tab w:val="num" w:pos="5760"/>
+        </w:tabs>
+        <w:ind w:left="5760" w:hanging="360"/>
+      </w:pPr>
+      <w:rPr>
+        <w:rFonts w:ascii="Wingdings" w:hAnsi="Wingdings" w:hint="default"/>
+        <w:sz w:val="20"/>
+      </w:rPr>
+    </w:lvl>
+    <w:lvl w:ilvl="8" w:tentative="1">
+      <w:start w:val="1"/>
+      <w:numFmt w:val="bullet"/>
+      <w:lvlText w:val=""/>
+      <w:lvlJc w:val="left"/>
+      <w:pPr>
+        <w:tabs>
+          <w:tab w:val="num" w:pos="6480"/>
+        </w:tabs>
+        <w:ind w:left="6480" w:hanging="360"/>
+      </w:pPr>
+      <w:rPr>
+        <w:rFonts w:ascii="Wingdings" w:hAnsi="Wingdings" w:hint="default"/>
+        <w:sz w:val="20"/>
+      </w:rPr>
+    </w:lvl>
+  </w:abstractNum>
+  <w:abstractNum w:abstractNumId="7" w15:restartNumberingAfterBreak="0">
+    <w:nsid w:val="4133755A"/>
+    <w:multiLevelType w:val="multilevel"/>
+    <w:tmpl w:val="9B04697C"/>
+    <w:lvl w:ilvl="0">
+      <w:start w:val="1"/>
+      <w:numFmt w:val="bullet"/>
+      <w:lvlText w:val=""/>
+      <w:lvlJc w:val="left"/>
+      <w:pPr>
+        <w:tabs>
+          <w:tab w:val="num" w:pos="720"/>
+        </w:tabs>
+        <w:ind w:left="720" w:hanging="360"/>
+      </w:pPr>
+      <w:rPr>
+        <w:rFonts w:ascii="Symbol" w:hAnsi="Symbol" w:hint="default"/>
+        <w:sz w:val="20"/>
+      </w:rPr>
+    </w:lvl>
+    <w:lvl w:ilvl="1" w:tentative="1">
+      <w:start w:val="1"/>
+      <w:numFmt w:val="bullet"/>
+      <w:lvlText w:val="o"/>
+      <w:lvlJc w:val="left"/>
+      <w:pPr>
+        <w:tabs>
+          <w:tab w:val="num" w:pos="1440"/>
+        </w:tabs>
+        <w:ind w:left="1440" w:hanging="360"/>
+      </w:pPr>
+      <w:rPr>
+        <w:rFonts w:ascii="Courier New" w:hAnsi="Courier New" w:hint="default"/>
+        <w:sz w:val="20"/>
+      </w:rPr>
+    </w:lvl>
+    <w:lvl w:ilvl="2" w:tentative="1">
+      <w:start w:val="1"/>
+      <w:numFmt w:val="bullet"/>
+      <w:lvlText w:val=""/>
+      <w:lvlJc w:val="left"/>
+      <w:pPr>
+        <w:tabs>
+          <w:tab w:val="num" w:pos="2160"/>
+        </w:tabs>
+        <w:ind w:left="2160" w:hanging="360"/>
+      </w:pPr>
+      <w:rPr>
+        <w:rFonts w:ascii="Wingdings" w:hAnsi="Wingdings" w:hint="default"/>
+        <w:sz w:val="20"/>
+      </w:rPr>
+    </w:lvl>
+    <w:lvl w:ilvl="3" w:tentative="1">
+      <w:start w:val="1"/>
+      <w:numFmt w:val="bullet"/>
+      <w:lvlText w:val=""/>
+      <w:lvlJc w:val="left"/>
+      <w:pPr>
+        <w:tabs>
+          <w:tab w:val="num" w:pos="2880"/>
+        </w:tabs>
+        <w:ind w:left="2880" w:hanging="360"/>
+      </w:pPr>
+      <w:rPr>
+        <w:rFonts w:ascii="Wingdings" w:hAnsi="Wingdings" w:hint="default"/>
+        <w:sz w:val="20"/>
+      </w:rPr>
+    </w:lvl>
+    <w:lvl w:ilvl="4" w:tentative="1">
+      <w:start w:val="1"/>
+      <w:numFmt w:val="bullet"/>
+      <w:lvlText w:val=""/>
+      <w:lvlJc w:val="left"/>
+      <w:pPr>
+        <w:tabs>
+          <w:tab w:val="num" w:pos="3600"/>
+        </w:tabs>
+        <w:ind w:left="3600" w:hanging="360"/>
+      </w:pPr>
+      <w:rPr>
+        <w:rFonts w:ascii="Wingdings" w:hAnsi="Wingdings" w:hint="default"/>
+        <w:sz w:val="20"/>
+      </w:rPr>
+    </w:lvl>
+    <w:lvl w:ilvl="5" w:tentative="1">
+      <w:start w:val="1"/>
+      <w:numFmt w:val="bullet"/>
+      <w:lvlText w:val=""/>
+      <w:lvlJc w:val="left"/>
+      <w:pPr>
+        <w:tabs>
+          <w:tab w:val="num" w:pos="4320"/>
+        </w:tabs>
+        <w:ind w:left="4320" w:hanging="360"/>
+      </w:pPr>
+      <w:rPr>
+        <w:rFonts w:ascii="Wingdings" w:hAnsi="Wingdings" w:hint="default"/>
+        <w:sz w:val="20"/>
+      </w:rPr>
+    </w:lvl>
+    <w:lvl w:ilvl="6" w:tentative="1">
+      <w:start w:val="1"/>
+      <w:numFmt w:val="bullet"/>
+      <w:lvlText w:val=""/>
+      <w:lvlJc w:val="left"/>
+      <w:pPr>
+        <w:tabs>
+          <w:tab w:val="num" w:pos="5040"/>
+        </w:tabs>
+        <w:ind w:left="5040" w:hanging="360"/>
+      </w:pPr>
+      <w:rPr>
+        <w:rFonts w:ascii="Wingdings" w:hAnsi="Wingdings" w:hint="default"/>
+        <w:sz w:val="20"/>
+      </w:rPr>
+    </w:lvl>
+    <w:lvl w:ilvl="7" w:tentative="1">
+      <w:start w:val="1"/>
+      <w:numFmt w:val="bullet"/>
+      <w:lvlText w:val=""/>
+      <w:lvlJc w:val="left"/>
+      <w:pPr>
+        <w:tabs>
+          <w:tab w:val="num" w:pos="5760"/>
+        </w:tabs>
+        <w:ind w:left="5760" w:hanging="360"/>
+      </w:pPr>
+      <w:rPr>
+        <w:rFonts w:ascii="Wingdings" w:hAnsi="Wingdings" w:hint="default"/>
+        <w:sz w:val="20"/>
+      </w:rPr>
+    </w:lvl>
+    <w:lvl w:ilvl="8" w:tentative="1">
+      <w:start w:val="1"/>
+      <w:numFmt w:val="bullet"/>
+      <w:lvlText w:val=""/>
+      <w:lvlJc w:val="left"/>
+      <w:pPr>
+        <w:tabs>
+          <w:tab w:val="num" w:pos="6480"/>
+        </w:tabs>
+        <w:ind w:left="6480" w:hanging="360"/>
+      </w:pPr>
+      <w:rPr>
+        <w:rFonts w:ascii="Wingdings" w:hAnsi="Wingdings" w:hint="default"/>
+        <w:sz w:val="20"/>
+      </w:rPr>
+    </w:lvl>
+  </w:abstractNum>
+  <w:abstractNum w:abstractNumId="8" w15:restartNumberingAfterBreak="0">
+    <w:nsid w:val="5B580B75"/>
+    <w:multiLevelType w:val="multilevel"/>
+    <w:tmpl w:val="57A6CE18"/>
+    <w:lvl w:ilvl="0">
+      <w:start w:val="1"/>
+      <w:numFmt w:val="decimal"/>
+      <w:lvlText w:val="%1."/>
+      <w:lvlJc w:val="left"/>
+      <w:pPr>
+        <w:tabs>
+          <w:tab w:val="num" w:pos="720"/>
+        </w:tabs>
+        <w:ind w:left="720" w:hanging="360"/>
+      </w:pPr>
+    </w:lvl>
+    <w:lvl w:ilvl="1">
+      <w:start w:val="1"/>
+      <w:numFmt w:val="bullet"/>
+      <w:lvlText w:val="o"/>
+      <w:lvlJc w:val="left"/>
+      <w:pPr>
+        <w:tabs>
+          <w:tab w:val="num" w:pos="1440"/>
+        </w:tabs>
+        <w:ind w:left="1440" w:hanging="360"/>
+      </w:pPr>
+      <w:rPr>
+        <w:rFonts w:ascii="Courier New" w:hAnsi="Courier New" w:hint="default"/>
+        <w:sz w:val="20"/>
+      </w:rPr>
+    </w:lvl>
+    <w:lvl w:ilvl="2" w:tentative="1">
+      <w:start w:val="1"/>
+      <w:numFmt w:val="decimal"/>
+      <w:lvlText w:val="%3."/>
+      <w:lvlJc w:val="left"/>
+      <w:pPr>
+        <w:tabs>
+          <w:tab w:val="num" w:pos="2160"/>
+        </w:tabs>
+        <w:ind w:left="2160" w:hanging="360"/>
+      </w:pPr>
+    </w:lvl>
+    <w:lvl w:ilvl="3" w:tentative="1">
+      <w:start w:val="1"/>
+      <w:numFmt w:val="decimal"/>
+      <w:lvlText w:val="%4."/>
+      <w:lvlJc w:val="left"/>
+      <w:pPr>
+        <w:tabs>
+          <w:tab w:val="num" w:pos="2880"/>
+        </w:tabs>
+        <w:ind w:left="2880" w:hanging="360"/>
+      </w:pPr>
+    </w:lvl>
+    <w:lvl w:ilvl="4" w:tentative="1">
+      <w:start w:val="1"/>
+      <w:numFmt w:val="decimal"/>
+      <w:lvlText w:val="%5."/>
+      <w:lvlJc w:val="left"/>
+      <w:pPr>
+        <w:tabs>
+          <w:tab w:val="num" w:pos="3600"/>
+        </w:tabs>
+        <w:ind w:left="3600" w:hanging="360"/>
+      </w:pPr>
+    </w:lvl>
+    <w:lvl w:ilvl="5" w:tentative="1">
+      <w:start w:val="1"/>
+      <w:numFmt w:val="decimal"/>
+      <w:lvlText w:val="%6."/>
+      <w:lvlJc w:val="left"/>
+      <w:pPr>
+        <w:tabs>
+          <w:tab w:val="num" w:pos="4320"/>
+        </w:tabs>
+        <w:ind w:left="4320" w:hanging="360"/>
+      </w:pPr>
+    </w:lvl>
+    <w:lvl w:ilvl="6" w:tentative="1">
+      <w:start w:val="1"/>
+      <w:numFmt w:val="decimal"/>
+      <w:lvlText w:val="%7."/>
+      <w:lvlJc w:val="left"/>
+      <w:pPr>
+        <w:tabs>
+          <w:tab w:val="num" w:pos="5040"/>
+        </w:tabs>
+        <w:ind w:left="5040" w:hanging="360"/>
+      </w:pPr>
+    </w:lvl>
+    <w:lvl w:ilvl="7" w:tentative="1">
+      <w:start w:val="1"/>
+      <w:numFmt w:val="decimal"/>
+      <w:lvlText w:val="%8."/>
+      <w:lvlJc w:val="left"/>
+      <w:pPr>
+        <w:tabs>
+          <w:tab w:val="num" w:pos="5760"/>
+        </w:tabs>
+        <w:ind w:left="5760" w:hanging="360"/>
+      </w:pPr>
+    </w:lvl>
+    <w:lvl w:ilvl="8" w:tentative="1">
+      <w:start w:val="1"/>
+      <w:numFmt w:val="decimal"/>
+      <w:lvlText w:val="%9."/>
+      <w:lvlJc w:val="left"/>
+      <w:pPr>
+        <w:tabs>
+          <w:tab w:val="num" w:pos="6480"/>
+        </w:tabs>
+        <w:ind w:left="6480" w:hanging="360"/>
+      </w:pPr>
+    </w:lvl>
+  </w:abstractNum>
+  <w:abstractNum w:abstractNumId="9" w15:restartNumberingAfterBreak="0">
     <w:nsid w:val="6BD80B55"/>
     <w:multiLevelType w:val="hybridMultilevel"/>
     <w:tmpl w:val="FFE208D6"/>
@@ -1665,14 +4579,155 @@
       </w:rPr>
     </w:lvl>
   </w:abstractNum>
+  <w:abstractNum w:abstractNumId="10" w15:restartNumberingAfterBreak="0">
+    <w:nsid w:val="6D29052B"/>
+    <w:multiLevelType w:val="multilevel"/>
+    <w:tmpl w:val="03F89C82"/>
+    <w:lvl w:ilvl="0">
+      <w:start w:val="1"/>
+      <w:numFmt w:val="decimal"/>
+      <w:lvlText w:val="%1."/>
+      <w:lvlJc w:val="left"/>
+      <w:pPr>
+        <w:tabs>
+          <w:tab w:val="num" w:pos="720"/>
+        </w:tabs>
+        <w:ind w:left="720" w:hanging="360"/>
+      </w:pPr>
+    </w:lvl>
+    <w:lvl w:ilvl="1">
+      <w:start w:val="1"/>
+      <w:numFmt w:val="bullet"/>
+      <w:lvlText w:val="o"/>
+      <w:lvlJc w:val="left"/>
+      <w:pPr>
+        <w:tabs>
+          <w:tab w:val="num" w:pos="1440"/>
+        </w:tabs>
+        <w:ind w:left="1440" w:hanging="360"/>
+      </w:pPr>
+      <w:rPr>
+        <w:rFonts w:ascii="Courier New" w:hAnsi="Courier New" w:hint="default"/>
+        <w:sz w:val="20"/>
+      </w:rPr>
+    </w:lvl>
+    <w:lvl w:ilvl="2" w:tentative="1">
+      <w:start w:val="1"/>
+      <w:numFmt w:val="decimal"/>
+      <w:lvlText w:val="%3."/>
+      <w:lvlJc w:val="left"/>
+      <w:pPr>
+        <w:tabs>
+          <w:tab w:val="num" w:pos="2160"/>
+        </w:tabs>
+        <w:ind w:left="2160" w:hanging="360"/>
+      </w:pPr>
+    </w:lvl>
+    <w:lvl w:ilvl="3" w:tentative="1">
+      <w:start w:val="1"/>
+      <w:numFmt w:val="decimal"/>
+      <w:lvlText w:val="%4."/>
+      <w:lvlJc w:val="left"/>
+      <w:pPr>
+        <w:tabs>
+          <w:tab w:val="num" w:pos="2880"/>
+        </w:tabs>
+        <w:ind w:left="2880" w:hanging="360"/>
+      </w:pPr>
+    </w:lvl>
+    <w:lvl w:ilvl="4" w:tentative="1">
+      <w:start w:val="1"/>
+      <w:numFmt w:val="decimal"/>
+      <w:lvlText w:val="%5."/>
+      <w:lvlJc w:val="left"/>
+      <w:pPr>
+        <w:tabs>
+          <w:tab w:val="num" w:pos="3600"/>
+        </w:tabs>
+        <w:ind w:left="3600" w:hanging="360"/>
+      </w:pPr>
+    </w:lvl>
+    <w:lvl w:ilvl="5" w:tentative="1">
+      <w:start w:val="1"/>
+      <w:numFmt w:val="decimal"/>
+      <w:lvlText w:val="%6."/>
+      <w:lvlJc w:val="left"/>
+      <w:pPr>
+        <w:tabs>
+          <w:tab w:val="num" w:pos="4320"/>
+        </w:tabs>
+        <w:ind w:left="4320" w:hanging="360"/>
+      </w:pPr>
+    </w:lvl>
+    <w:lvl w:ilvl="6" w:tentative="1">
+      <w:start w:val="1"/>
+      <w:numFmt w:val="decimal"/>
+      <w:lvlText w:val="%7."/>
+      <w:lvlJc w:val="left"/>
+      <w:pPr>
+        <w:tabs>
+          <w:tab w:val="num" w:pos="5040"/>
+        </w:tabs>
+        <w:ind w:left="5040" w:hanging="360"/>
+      </w:pPr>
+    </w:lvl>
+    <w:lvl w:ilvl="7" w:tentative="1">
+      <w:start w:val="1"/>
+      <w:numFmt w:val="decimal"/>
+      <w:lvlText w:val="%8."/>
+      <w:lvlJc w:val="left"/>
+      <w:pPr>
+        <w:tabs>
+          <w:tab w:val="num" w:pos="5760"/>
+        </w:tabs>
+        <w:ind w:left="5760" w:hanging="360"/>
+      </w:pPr>
+    </w:lvl>
+    <w:lvl w:ilvl="8" w:tentative="1">
+      <w:start w:val="1"/>
+      <w:numFmt w:val="decimal"/>
+      <w:lvlText w:val="%9."/>
+      <w:lvlJc w:val="left"/>
+      <w:pPr>
+        <w:tabs>
+          <w:tab w:val="num" w:pos="6480"/>
+        </w:tabs>
+        <w:ind w:left="6480" w:hanging="360"/>
+      </w:pPr>
+    </w:lvl>
+  </w:abstractNum>
   <w:num w:numId="1" w16cid:durableId="198202619">
+    <w:abstractNumId w:val="1"/>
+  </w:num>
+  <w:num w:numId="2" w16cid:durableId="671488722">
+    <w:abstractNumId w:val="3"/>
+  </w:num>
+  <w:num w:numId="3" w16cid:durableId="1389379854">
+    <w:abstractNumId w:val="9"/>
+  </w:num>
+  <w:num w:numId="4" w16cid:durableId="316618179">
+    <w:abstractNumId w:val="8"/>
+  </w:num>
+  <w:num w:numId="5" w16cid:durableId="1375544225">
+    <w:abstractNumId w:val="10"/>
+  </w:num>
+  <w:num w:numId="6" w16cid:durableId="1085955723">
+    <w:abstractNumId w:val="2"/>
+  </w:num>
+  <w:num w:numId="7" w16cid:durableId="210768354">
+    <w:abstractNumId w:val="7"/>
+  </w:num>
+  <w:num w:numId="8" w16cid:durableId="1888057045">
+    <w:abstractNumId w:val="6"/>
+  </w:num>
+  <w:num w:numId="9" w16cid:durableId="323901049">
     <w:abstractNumId w:val="0"/>
   </w:num>
-  <w:num w:numId="2" w16cid:durableId="671488722">
-    <w:abstractNumId w:val="1"/>
+  <w:num w:numId="10" w16cid:durableId="1240477236">
+    <w:abstractNumId w:val="5"/>
   </w:num>
-  <w:num w:numId="3" w16cid:durableId="1389379854">
-    <w:abstractNumId w:val="2"/>
+  <w:num w:numId="11" w16cid:durableId="765199200">
+    <w:abstractNumId w:val="4"/>
   </w:num>
 </w:numbering>
 </file>
